--- a/klagomål/A 10424-2026 FSC-klagomål.docx
+++ b/klagomål/A 10424-2026 FSC-klagomål.docx
@@ -727,7 +727,7 @@
     <w:r>
       <w:tab/>
       <w:tab/>
-      <w:t>2026-02-28</w:t>
+      <w:t>2026-03-01</w:t>
       <w:br/>
       <w:br/>
     </w:r>

--- a/klagomål/A 10424-2026 FSC-klagomål.docx
+++ b/klagomål/A 10424-2026 FSC-klagomål.docx
@@ -727,7 +727,7 @@
     <w:r>
       <w:tab/>
       <w:tab/>
-      <w:t>2026-03-01</w:t>
+      <w:t>2026-03-02</w:t>
       <w:br/>
       <w:br/>
     </w:r>

--- a/klagomål/A 10424-2026 FSC-klagomål.docx
+++ b/klagomål/A 10424-2026 FSC-klagomål.docx
@@ -727,7 +727,7 @@
     <w:r>
       <w:tab/>
       <w:tab/>
-      <w:t>2026-03-02</w:t>
+      <w:t>2026-03-03</w:t>
       <w:br/>
       <w:br/>
     </w:r>

--- a/klagomål/A 10424-2026 FSC-klagomål.docx
+++ b/klagomål/A 10424-2026 FSC-klagomål.docx
@@ -727,7 +727,7 @@
     <w:r>
       <w:tab/>
       <w:tab/>
-      <w:t>2026-03-03</w:t>
+      <w:t>2026-03-04</w:t>
       <w:br/>
       <w:br/>
     </w:r>

--- a/klagomål/A 10424-2026 FSC-klagomål.docx
+++ b/klagomål/A 10424-2026 FSC-klagomål.docx
@@ -727,7 +727,7 @@
     <w:r>
       <w:tab/>
       <w:tab/>
-      <w:t>2026-03-04</w:t>
+      <w:t>2026-03-05</w:t>
       <w:br/>
       <w:br/>
     </w:r>

--- a/klagomål/A 10424-2026 FSC-klagomål.docx
+++ b/klagomål/A 10424-2026 FSC-klagomål.docx
@@ -727,7 +727,7 @@
     <w:r>
       <w:tab/>
       <w:tab/>
-      <w:t>2026-03-05</w:t>
+      <w:t>2026-03-06</w:t>
       <w:br/>
       <w:br/>
     </w:r>

--- a/klagomål/A 10424-2026 FSC-klagomål.docx
+++ b/klagomål/A 10424-2026 FSC-klagomål.docx
@@ -727,7 +727,7 @@
     <w:r>
       <w:tab/>
       <w:tab/>
-      <w:t>2026-03-06</w:t>
+      <w:t>2026-03-07</w:t>
       <w:br/>
       <w:br/>
     </w:r>

--- a/klagomål/A 10424-2026 FSC-klagomål.docx
+++ b/klagomål/A 10424-2026 FSC-klagomål.docx
@@ -727,7 +727,7 @@
     <w:r>
       <w:tab/>
       <w:tab/>
-      <w:t>2026-03-07</w:t>
+      <w:t>2026-03-08</w:t>
       <w:br/>
       <w:br/>
     </w:r>

--- a/klagomål/A 10424-2026 FSC-klagomål.docx
+++ b/klagomål/A 10424-2026 FSC-klagomål.docx
@@ -727,7 +727,7 @@
     <w:r>
       <w:tab/>
       <w:tab/>
-      <w:t>2026-03-08</w:t>
+      <w:t>2026-03-09</w:t>
       <w:br/>
       <w:br/>
     </w:r>

--- a/klagomål/A 10424-2026 FSC-klagomål.docx
+++ b/klagomål/A 10424-2026 FSC-klagomål.docx
@@ -727,7 +727,7 @@
     <w:r>
       <w:tab/>
       <w:tab/>
-      <w:t>2026-03-09</w:t>
+      <w:t>2026-03-10</w:t>
       <w:br/>
       <w:br/>
     </w:r>

--- a/klagomål/A 10424-2026 FSC-klagomål.docx
+++ b/klagomål/A 10424-2026 FSC-klagomål.docx
@@ -727,7 +727,7 @@
     <w:r>
       <w:tab/>
       <w:tab/>
-      <w:t>2026-03-10</w:t>
+      <w:t>2026-03-11</w:t>
       <w:br/>
       <w:br/>
     </w:r>

--- a/klagomål/A 10424-2026 FSC-klagomål.docx
+++ b/klagomål/A 10424-2026 FSC-klagomål.docx
@@ -727,7 +727,7 @@
     <w:r>
       <w:tab/>
       <w:tab/>
-      <w:t>2026-03-11</w:t>
+      <w:t>2026-03-12</w:t>
       <w:br/>
       <w:br/>
     </w:r>

--- a/klagomål/A 10424-2026 FSC-klagomål.docx
+++ b/klagomål/A 10424-2026 FSC-klagomål.docx
@@ -727,7 +727,7 @@
     <w:r>
       <w:tab/>
       <w:tab/>
-      <w:t>2026-03-12</w:t>
+      <w:t>2026-03-13</w:t>
       <w:br/>
       <w:br/>
     </w:r>

--- a/klagomål/A 10424-2026 FSC-klagomål.docx
+++ b/klagomål/A 10424-2026 FSC-klagomål.docx
@@ -727,7 +727,7 @@
     <w:r>
       <w:tab/>
       <w:tab/>
-      <w:t>2026-03-13</w:t>
+      <w:t>2026-03-16</w:t>
       <w:br/>
       <w:br/>
     </w:r>

--- a/klagomål/A 10424-2026 FSC-klagomål.docx
+++ b/klagomål/A 10424-2026 FSC-klagomål.docx
@@ -727,7 +727,7 @@
     <w:r>
       <w:tab/>
       <w:tab/>
-      <w:t>2026-03-16</w:t>
+      <w:t>2026-03-17</w:t>
       <w:br/>
       <w:br/>
     </w:r>

--- a/klagomål/A 10424-2026 FSC-klagomål.docx
+++ b/klagomål/A 10424-2026 FSC-klagomål.docx
@@ -727,7 +727,7 @@
     <w:r>
       <w:tab/>
       <w:tab/>
-      <w:t>2026-03-17</w:t>
+      <w:t>2026-03-18</w:t>
       <w:br/>
       <w:br/>
     </w:r>

--- a/klagomål/A 10424-2026 FSC-klagomål.docx
+++ b/klagomål/A 10424-2026 FSC-klagomål.docx
@@ -727,7 +727,7 @@
     <w:r>
       <w:tab/>
       <w:tab/>
-      <w:t>2026-03-18</w:t>
+      <w:t>2026-03-19</w:t>
       <w:br/>
       <w:br/>
     </w:r>

--- a/klagomål/A 10424-2026 FSC-klagomål.docx
+++ b/klagomål/A 10424-2026 FSC-klagomål.docx
@@ -727,7 +727,7 @@
     <w:r>
       <w:tab/>
       <w:tab/>
-      <w:t>2026-03-19</w:t>
+      <w:t>2026-03-20</w:t>
       <w:br/>
       <w:br/>
     </w:r>

--- a/klagomål/A 10424-2026 FSC-klagomål.docx
+++ b/klagomål/A 10424-2026 FSC-klagomål.docx
@@ -727,7 +727,7 @@
     <w:r>
       <w:tab/>
       <w:tab/>
-      <w:t>2026-03-20</w:t>
+      <w:t>2026-03-21</w:t>
       <w:br/>
       <w:br/>
     </w:r>

--- a/klagomål/A 10424-2026 FSC-klagomål.docx
+++ b/klagomål/A 10424-2026 FSC-klagomål.docx
@@ -727,7 +727,7 @@
     <w:r>
       <w:tab/>
       <w:tab/>
-      <w:t>2026-03-21</w:t>
+      <w:t>2026-03-22</w:t>
       <w:br/>
       <w:br/>
     </w:r>

--- a/klagomål/A 10424-2026 FSC-klagomål.docx
+++ b/klagomål/A 10424-2026 FSC-klagomål.docx
@@ -727,7 +727,7 @@
     <w:r>
       <w:tab/>
       <w:tab/>
-      <w:t>2026-03-22</w:t>
+      <w:t>2026-03-23</w:t>
       <w:br/>
       <w:br/>
     </w:r>

--- a/klagomål/A 10424-2026 FSC-klagomål.docx
+++ b/klagomål/A 10424-2026 FSC-klagomål.docx
@@ -727,7 +727,7 @@
     <w:r>
       <w:tab/>
       <w:tab/>
-      <w:t>2026-03-23</w:t>
+      <w:t>2026-03-24</w:t>
       <w:br/>
       <w:br/>
     </w:r>

--- a/klagomål/A 10424-2026 FSC-klagomål.docx
+++ b/klagomål/A 10424-2026 FSC-klagomål.docx
@@ -727,7 +727,7 @@
     <w:r>
       <w:tab/>
       <w:tab/>
-      <w:t>2026-03-24</w:t>
+      <w:t>2026-03-25</w:t>
       <w:br/>
       <w:br/>
     </w:r>

--- a/klagomål/A 10424-2026 FSC-klagomål.docx
+++ b/klagomål/A 10424-2026 FSC-klagomål.docx
@@ -727,7 +727,7 @@
     <w:r>
       <w:tab/>
       <w:tab/>
-      <w:t>2026-03-25</w:t>
+      <w:t>2026-03-26</w:t>
       <w:br/>
       <w:br/>
     </w:r>

--- a/klagomål/A 10424-2026 FSC-klagomål.docx
+++ b/klagomål/A 10424-2026 FSC-klagomål.docx
@@ -727,7 +727,7 @@
     <w:r>
       <w:tab/>
       <w:tab/>
-      <w:t>2026-03-26</w:t>
+      <w:t>2026-03-27</w:t>
       <w:br/>
       <w:br/>
     </w:r>

--- a/klagomål/A 10424-2026 FSC-klagomål.docx
+++ b/klagomål/A 10424-2026 FSC-klagomål.docx
@@ -727,7 +727,7 @@
     <w:r>
       <w:tab/>
       <w:tab/>
-      <w:t>2026-03-27</w:t>
+      <w:t>2026-03-28</w:t>
       <w:br/>
       <w:br/>
     </w:r>

--- a/klagomål/A 10424-2026 FSC-klagomål.docx
+++ b/klagomål/A 10424-2026 FSC-klagomål.docx
@@ -727,7 +727,7 @@
     <w:r>
       <w:tab/>
       <w:tab/>
-      <w:t>2026-03-28</w:t>
+      <w:t>2026-03-29</w:t>
       <w:br/>
       <w:br/>
     </w:r>

--- a/klagomål/A 10424-2026 FSC-klagomål.docx
+++ b/klagomål/A 10424-2026 FSC-klagomål.docx
@@ -727,7 +727,7 @@
     <w:r>
       <w:tab/>
       <w:tab/>
-      <w:t>2026-03-29</w:t>
+      <w:t>2026-03-30</w:t>
       <w:br/>
       <w:br/>
     </w:r>

--- a/klagomål/A 10424-2026 FSC-klagomål.docx
+++ b/klagomål/A 10424-2026 FSC-klagomål.docx
@@ -727,7 +727,7 @@
     <w:r>
       <w:tab/>
       <w:tab/>
-      <w:t>2026-03-30</w:t>
+      <w:t>2026-03-31</w:t>
       <w:br/>
       <w:br/>
     </w:r>

--- a/klagomål/A 10424-2026 FSC-klagomål.docx
+++ b/klagomål/A 10424-2026 FSC-klagomål.docx
@@ -727,7 +727,7 @@
     <w:r>
       <w:tab/>
       <w:tab/>
-      <w:t>2026-03-31</w:t>
+      <w:t>2026-04-01</w:t>
       <w:br/>
       <w:br/>
     </w:r>

--- a/klagomål/A 10424-2026 FSC-klagomål.docx
+++ b/klagomål/A 10424-2026 FSC-klagomål.docx
@@ -727,7 +727,7 @@
     <w:r>
       <w:tab/>
       <w:tab/>
-      <w:t>2026-04-01</w:t>
+      <w:t>2026-04-02</w:t>
       <w:br/>
       <w:br/>
     </w:r>

--- a/klagomål/A 10424-2026 FSC-klagomål.docx
+++ b/klagomål/A 10424-2026 FSC-klagomål.docx
@@ -727,7 +727,7 @@
     <w:r>
       <w:tab/>
       <w:tab/>
-      <w:t>2026-04-02</w:t>
+      <w:t>2026-04-03</w:t>
       <w:br/>
       <w:br/>
     </w:r>

--- a/klagomål/A 10424-2026 FSC-klagomål.docx
+++ b/klagomål/A 10424-2026 FSC-klagomål.docx
@@ -727,7 +727,7 @@
     <w:r>
       <w:tab/>
       <w:tab/>
-      <w:t>2026-04-03</w:t>
+      <w:t>2026-04-04</w:t>
       <w:br/>
       <w:br/>
     </w:r>

--- a/klagomål/A 10424-2026 FSC-klagomål.docx
+++ b/klagomål/A 10424-2026 FSC-klagomål.docx
@@ -727,7 +727,7 @@
     <w:r>
       <w:tab/>
       <w:tab/>
-      <w:t>2026-04-04</w:t>
+      <w:t>2026-04-05</w:t>
       <w:br/>
       <w:br/>
     </w:r>

--- a/klagomål/A 10424-2026 FSC-klagomål.docx
+++ b/klagomål/A 10424-2026 FSC-klagomål.docx
@@ -727,7 +727,7 @@
     <w:r>
       <w:tab/>
       <w:tab/>
-      <w:t>2026-04-05</w:t>
+      <w:t>2026-04-06</w:t>
       <w:br/>
       <w:br/>
     </w:r>

--- a/klagomål/A 10424-2026 FSC-klagomål.docx
+++ b/klagomål/A 10424-2026 FSC-klagomål.docx
@@ -283,7 +283,34 @@
         <w:t>Ullticka (NT)</w:t>
       </w:r>
       <w:r>
-        <w:t xml:space="preserve"> är knuten till restbestånd av barrnaturskog och förekommer med ett tydligt optimum i orörda eller måttligt påverkade gamla granskogar där det föreligger viss kontinuitet av grov död ved. Ullticka är en bra signalart inom hela sitt utbredningsområde och i södra Sverige är den sällsynt och en god signalart för skyddsvärda granskogsmiljöer. Den hotas av avverkning och fragmentering av naturskog och äldre granskog med lång trädkontinuitet. Ullticka är typisk art för </w:t>
+        <w:t xml:space="preserve"> är knuten till restbestånd av barrnaturskog och förekommer med ett tydligt optimum i orörda eller måttligt påverkade gamla granskogar där det föreligger viss kontinuitet av grov död ved. Ullticka är en bra signalart inom hela sitt utbredningsområde och i södra Sverige är den sällsynt och en god signalart för skyddsvärda granskogsmiljöer. Den hotas av avverkning och fragmentering av naturskog och äldre granskog med lång trädkontinuitet. På ullticka kan ibland ulltickeporing (VU) påträffas - det är en sällsynt ticka som nyligen delats upp i de tre olika arterna ulltickeporing </w:t>
+      </w:r>
+      <w:r>
+        <w:rPr>
+          <w:i/>
+        </w:rPr>
+        <w:t xml:space="preserve">Skeletocutis brevispora </w:t>
+      </w:r>
+      <w:r>
+        <w:t>(VU)</w:t>
+      </w:r>
+      <w:r>
+        <w:rPr>
+          <w:i/>
+        </w:rPr>
+        <w:t>, Skeletocutis delicata</w:t>
+      </w:r>
+      <w:r>
+        <w:t xml:space="preserve"> (VU)</w:t>
+      </w:r>
+      <w:r>
+        <w:rPr>
+          <w:i/>
+        </w:rPr>
+        <w:t xml:space="preserve"> och Skeletocutis exilis</w:t>
+      </w:r>
+      <w:r>
+        <w:t xml:space="preserve"> (NT). Ullticka är typisk art för </w:t>
       </w:r>
       <w:r>
         <w:rPr>
@@ -301,25 +328,7 @@
         <w:t>9030 Landhöjningsskog</w:t>
       </w:r>
       <w:r>
-        <w:t xml:space="preserve">. På ullticka kan ibland ulltickeporing (VU) påträffas - det är en sällsynt ticka som nyligen delats upp i tre olika arter: </w:t>
-      </w:r>
-      <w:r>
-        <w:rPr>
-          <w:i/>
-        </w:rPr>
-        <w:t xml:space="preserve">Skeletocutis brevispora </w:t>
-      </w:r>
-      <w:r>
-        <w:t>(ulltickeporing)</w:t>
-      </w:r>
-      <w:r>
-        <w:rPr>
-          <w:i/>
-        </w:rPr>
-        <w:t>, Skeletocutis delicata och Skeletocutis exilis</w:t>
-      </w:r>
-      <w:r>
-        <w:t>. De två sistnämnda arterna står för närvarande (2020) som ej bedömda i rödlistan (SLU Artdatabanken, 2024; Nitare &amp; Skogsstyrelsen, 2019; Miettinen &amp; Niemelä, 2018).</w:t>
+        <w:t xml:space="preserve"> (SLU Artdatabanken, 2026; Nitare &amp; Skogsstyrelsen, 2019; Miettinen &amp; Niemelä, 2018).</w:t>
       </w:r>
     </w:p>
     <w:p>
@@ -727,7 +736,7 @@
     <w:r>
       <w:tab/>
       <w:tab/>
-      <w:t>2026-04-06</w:t>
+      <w:t>2026-04-07</w:t>
       <w:br/>
       <w:br/>
     </w:r>

--- a/klagomål/A 10424-2026 FSC-klagomål.docx
+++ b/klagomål/A 10424-2026 FSC-klagomål.docx
@@ -736,7 +736,7 @@
     <w:r>
       <w:tab/>
       <w:tab/>
-      <w:t>2026-04-07</w:t>
+      <w:t>2026-04-08</w:t>
       <w:br/>
       <w:br/>
     </w:r>

--- a/klagomål/A 10424-2026 FSC-klagomål.docx
+++ b/klagomål/A 10424-2026 FSC-klagomål.docx
@@ -736,7 +736,7 @@
     <w:r>
       <w:tab/>
       <w:tab/>
-      <w:t>2026-04-08</w:t>
+      <w:t>2026-04-09</w:t>
       <w:br/>
       <w:br/>
     </w:r>

--- a/klagomål/A 10424-2026 FSC-klagomål.docx
+++ b/klagomål/A 10424-2026 FSC-klagomål.docx
@@ -736,7 +736,7 @@
     <w:r>
       <w:tab/>
       <w:tab/>
-      <w:t>2026-04-09</w:t>
+      <w:t>2026-04-10</w:t>
       <w:br/>
       <w:br/>
     </w:r>

--- a/klagomål/A 10424-2026 FSC-klagomål.docx
+++ b/klagomål/A 10424-2026 FSC-klagomål.docx
@@ -736,7 +736,7 @@
     <w:r>
       <w:tab/>
       <w:tab/>
-      <w:t>2026-04-10</w:t>
+      <w:t>2026-04-11</w:t>
       <w:br/>
       <w:br/>
     </w:r>

--- a/klagomål/A 10424-2026 FSC-klagomål.docx
+++ b/klagomål/A 10424-2026 FSC-klagomål.docx
@@ -736,7 +736,7 @@
     <w:r>
       <w:tab/>
       <w:tab/>
-      <w:t>2026-04-14</w:t>
+      <w:t>2026-04-15</w:t>
       <w:br/>
       <w:br/>
     </w:r>

--- a/klagomål/A 10424-2026 FSC-klagomål.docx
+++ b/klagomål/A 10424-2026 FSC-klagomål.docx
@@ -736,7 +736,7 @@
     <w:r>
       <w:tab/>
       <w:tab/>
-      <w:t>2026-04-15</w:t>
+      <w:t>2026-04-16</w:t>
       <w:br/>
       <w:br/>
     </w:r>

--- a/klagomål/A 10424-2026 FSC-klagomål.docx
+++ b/klagomål/A 10424-2026 FSC-klagomål.docx
@@ -736,7 +736,7 @@
     <w:r>
       <w:tab/>
       <w:tab/>
-      <w:t>2026-04-16</w:t>
+      <w:t>2026-04-17</w:t>
       <w:br/>
       <w:br/>
     </w:r>

--- a/klagomål/A 10424-2026 FSC-klagomål.docx
+++ b/klagomål/A 10424-2026 FSC-klagomål.docx
@@ -736,7 +736,7 @@
     <w:r>
       <w:tab/>
       <w:tab/>
-      <w:t>2026-04-17</w:t>
+      <w:t>2026-04-18</w:t>
       <w:br/>
       <w:br/>
     </w:r>

--- a/klagomål/A 10424-2026 FSC-klagomål.docx
+++ b/klagomål/A 10424-2026 FSC-klagomål.docx
@@ -736,7 +736,7 @@
     <w:r>
       <w:tab/>
       <w:tab/>
-      <w:t>2026-04-18</w:t>
+      <w:t>2026-04-19</w:t>
       <w:br/>
       <w:br/>
     </w:r>

--- a/klagomål/A 10424-2026 FSC-klagomål.docx
+++ b/klagomål/A 10424-2026 FSC-klagomål.docx
@@ -736,7 +736,7 @@
     <w:r>
       <w:tab/>
       <w:tab/>
-      <w:t>2026-04-19</w:t>
+      <w:t>2026-04-20</w:t>
       <w:br/>
       <w:br/>
     </w:r>

--- a/klagomål/A 10424-2026 FSC-klagomål.docx
+++ b/klagomål/A 10424-2026 FSC-klagomål.docx
@@ -736,7 +736,7 @@
     <w:r>
       <w:tab/>
       <w:tab/>
-      <w:t>2026-04-20</w:t>
+      <w:t>2026-04-21</w:t>
       <w:br/>
       <w:br/>
     </w:r>

--- a/klagomål/A 10424-2026 FSC-klagomål.docx
+++ b/klagomål/A 10424-2026 FSC-klagomål.docx
@@ -736,7 +736,7 @@
     <w:r>
       <w:tab/>
       <w:tab/>
-      <w:t>2026-04-21</w:t>
+      <w:t>2026-04-22</w:t>
       <w:br/>
       <w:br/>
     </w:r>

--- a/klagomål/A 10424-2026 FSC-klagomål.docx
+++ b/klagomål/A 10424-2026 FSC-klagomål.docx
@@ -736,7 +736,7 @@
     <w:r>
       <w:tab/>
       <w:tab/>
-      <w:t>2026-04-22</w:t>
+      <w:t>2026-04-23</w:t>
       <w:br/>
       <w:br/>
     </w:r>

--- a/klagomål/A 10424-2026 FSC-klagomål.docx
+++ b/klagomål/A 10424-2026 FSC-klagomål.docx
@@ -736,7 +736,7 @@
     <w:r>
       <w:tab/>
       <w:tab/>
-      <w:t>2026-04-23</w:t>
+      <w:t>2026-04-24</w:t>
       <w:br/>
       <w:br/>
     </w:r>

--- a/klagomål/A 10424-2026 FSC-klagomål.docx
+++ b/klagomål/A 10424-2026 FSC-klagomål.docx
@@ -736,7 +736,7 @@
     <w:r>
       <w:tab/>
       <w:tab/>
-      <w:t>2026-04-24</w:t>
+      <w:t>2026-04-25</w:t>
       <w:br/>
       <w:br/>
     </w:r>

--- a/klagomål/A 10424-2026 FSC-klagomål.docx
+++ b/klagomål/A 10424-2026 FSC-klagomål.docx
@@ -736,7 +736,7 @@
     <w:r>
       <w:tab/>
       <w:tab/>
-      <w:t>2026-04-25</w:t>
+      <w:t>2026-04-26</w:t>
       <w:br/>
       <w:br/>
     </w:r>

--- a/klagomål/A 10424-2026 FSC-klagomål.docx
+++ b/klagomål/A 10424-2026 FSC-klagomål.docx
@@ -736,7 +736,7 @@
     <w:r>
       <w:tab/>
       <w:tab/>
-      <w:t>2026-04-26</w:t>
+      <w:t>2026-04-27</w:t>
       <w:br/>
       <w:br/>
     </w:r>

--- a/klagomål/A 10424-2026 FSC-klagomål.docx
+++ b/klagomål/A 10424-2026 FSC-klagomål.docx
@@ -736,7 +736,7 @@
     <w:r>
       <w:tab/>
       <w:tab/>
-      <w:t>2026-04-27</w:t>
+      <w:t>2026-04-28</w:t>
       <w:br/>
       <w:br/>
     </w:r>

--- a/klagomål/A 10424-2026 FSC-klagomål.docx
+++ b/klagomål/A 10424-2026 FSC-klagomål.docx
@@ -736,7 +736,7 @@
     <w:r>
       <w:tab/>
       <w:tab/>
-      <w:t>2026-04-28</w:t>
+      <w:t>2026-04-29</w:t>
       <w:br/>
       <w:br/>
     </w:r>

--- a/klagomål/A 10424-2026 FSC-klagomål.docx
+++ b/klagomål/A 10424-2026 FSC-klagomål.docx
@@ -736,7 +736,7 @@
     <w:r>
       <w:tab/>
       <w:tab/>
-      <w:t>2026-04-29</w:t>
+      <w:t>2026-04-30</w:t>
       <w:br/>
       <w:br/>
     </w:r>

--- a/klagomål/A 10424-2026 FSC-klagomål.docx
+++ b/klagomål/A 10424-2026 FSC-klagomål.docx
@@ -736,7 +736,7 @@
     <w:r>
       <w:tab/>
       <w:tab/>
-      <w:t>2026-04-30</w:t>
+      <w:t>2026-05-01</w:t>
       <w:br/>
       <w:br/>
     </w:r>

--- a/klagomål/A 10424-2026 FSC-klagomål.docx
+++ b/klagomål/A 10424-2026 FSC-klagomål.docx
@@ -736,7 +736,7 @@
     <w:r>
       <w:tab/>
       <w:tab/>
-      <w:t>2026-05-01</w:t>
+      <w:t>2026-05-02</w:t>
       <w:br/>
       <w:br/>
     </w:r>

--- a/klagomål/A 10424-2026 FSC-klagomål.docx
+++ b/klagomål/A 10424-2026 FSC-klagomål.docx
@@ -736,7 +736,7 @@
     <w:r>
       <w:tab/>
       <w:tab/>
-      <w:t>2026-05-02</w:t>
+      <w:t>2026-05-03</w:t>
       <w:br/>
       <w:br/>
     </w:r>

--- a/klagomål/A 10424-2026 FSC-klagomål.docx
+++ b/klagomål/A 10424-2026 FSC-klagomål.docx
@@ -736,7 +736,7 @@
     <w:r>
       <w:tab/>
       <w:tab/>
-      <w:t>2026-05-03</w:t>
+      <w:t>2026-05-04</w:t>
       <w:br/>
       <w:br/>
     </w:r>

--- a/klagomål/A 10424-2026 FSC-klagomål.docx
+++ b/klagomål/A 10424-2026 FSC-klagomål.docx
@@ -736,7 +736,7 @@
     <w:r>
       <w:tab/>
       <w:tab/>
-      <w:t>2026-05-04</w:t>
+      <w:t>2026-05-05</w:t>
       <w:br/>
       <w:br/>
     </w:r>

--- a/klagomål/A 10424-2026 FSC-klagomål.docx
+++ b/klagomål/A 10424-2026 FSC-klagomål.docx
@@ -736,7 +736,7 @@
     <w:r>
       <w:tab/>
       <w:tab/>
-      <w:t>2026-05-05</w:t>
+      <w:t>2026-05-06</w:t>
       <w:br/>
       <w:br/>
     </w:r>

--- a/klagomål/A 10424-2026 FSC-klagomål.docx
+++ b/klagomål/A 10424-2026 FSC-klagomål.docx
@@ -736,7 +736,7 @@
     <w:r>
       <w:tab/>
       <w:tab/>
-      <w:t>2026-05-06</w:t>
+      <w:t>2026-05-07</w:t>
       <w:br/>
       <w:br/>
     </w:r>

--- a/klagomål/A 10424-2026 FSC-klagomål.docx
+++ b/klagomål/A 10424-2026 FSC-klagomål.docx
@@ -736,7 +736,7 @@
     <w:r>
       <w:tab/>
       <w:tab/>
-      <w:t>2026-05-07</w:t>
+      <w:t>2026-05-08</w:t>
       <w:br/>
       <w:br/>
     </w:r>

--- a/klagomål/A 10424-2026 FSC-klagomål.docx
+++ b/klagomål/A 10424-2026 FSC-klagomål.docx
@@ -736,7 +736,7 @@
     <w:r>
       <w:tab/>
       <w:tab/>
-      <w:t>2026-05-08</w:t>
+      <w:t>2026-05-09</w:t>
       <w:br/>
       <w:br/>
     </w:r>

--- a/klagomål/A 10424-2026 FSC-klagomål.docx
+++ b/klagomål/A 10424-2026 FSC-klagomål.docx
@@ -736,7 +736,7 @@
     <w:r>
       <w:tab/>
       <w:tab/>
-      <w:t>2026-05-09</w:t>
+      <w:t>2026-05-10</w:t>
       <w:br/>
       <w:br/>
     </w:r>

--- a/klagomål/A 10424-2026 FSC-klagomål.docx
+++ b/klagomål/A 10424-2026 FSC-klagomål.docx
@@ -736,7 +736,7 @@
     <w:r>
       <w:tab/>
       <w:tab/>
-      <w:t>2026-05-10</w:t>
+      <w:t>2026-05-11</w:t>
       <w:br/>
       <w:br/>
     </w:r>

--- a/klagomål/A 10424-2026 FSC-klagomål.docx
+++ b/klagomål/A 10424-2026 FSC-klagomål.docx
@@ -736,7 +736,7 @@
     <w:r>
       <w:tab/>
       <w:tab/>
-      <w:t>2026-05-11</w:t>
+      <w:t>2026-05-12</w:t>
       <w:br/>
       <w:br/>
     </w:r>

--- a/klagomål/A 10424-2026 FSC-klagomål.docx
+++ b/klagomål/A 10424-2026 FSC-klagomål.docx
@@ -736,7 +736,7 @@
     <w:r>
       <w:tab/>
       <w:tab/>
-      <w:t>2026-05-12</w:t>
+      <w:t>2026-05-13</w:t>
       <w:br/>
       <w:br/>
     </w:r>

--- a/klagomål/A 10424-2026 FSC-klagomål.docx
+++ b/klagomål/A 10424-2026 FSC-klagomål.docx
@@ -736,7 +736,7 @@
     <w:r>
       <w:tab/>
       <w:tab/>
-      <w:t>2026-05-13</w:t>
+      <w:t>2026-05-16</w:t>
       <w:br/>
       <w:br/>
     </w:r>

--- a/klagomål/A 10424-2026 FSC-klagomål.docx
+++ b/klagomål/A 10424-2026 FSC-klagomål.docx
@@ -736,7 +736,7 @@
     <w:r>
       <w:tab/>
       <w:tab/>
-      <w:t>2026-06-15</w:t>
+      <w:t>2026-06-16</w:t>
       <w:br/>
       <w:br/>
     </w:r>

--- a/klagomål/A 10424-2026 FSC-klagomål.docx
+++ b/klagomål/A 10424-2026 FSC-klagomål.docx
@@ -736,7 +736,7 @@
     <w:r>
       <w:tab/>
       <w:tab/>
-      <w:t>2026-06-16</w:t>
+      <w:t>2026-06-17</w:t>
       <w:br/>
       <w:br/>
     </w:r>

--- a/klagomål/A 10424-2026 FSC-klagomål.docx
+++ b/klagomål/A 10424-2026 FSC-klagomål.docx
@@ -1,6 +1,6 @@
 
 <file path=word/document.xml><?xml version="1.0" encoding="utf-8"?>
-<w:document xmlns:wpc="http://schemas.microsoft.com/office/word/2010/wordprocessingCanvas" xmlns:cx="http://schemas.microsoft.com/office/drawing/2014/chartex" xmlns:cx1="http://schemas.microsoft.com/office/drawing/2015/9/8/chartex" xmlns:cx2="http://schemas.microsoft.com/office/drawing/2015/10/21/chartex" xmlns:cx3="http://schemas.microsoft.com/office/drawing/2016/5/9/chartex" xmlns:cx4="http://schemas.microsoft.com/office/drawing/2016/5/10/chartex" xmlns:cx5="http://schemas.microsoft.com/office/drawing/2016/5/11/chartex" xmlns:cx6="http://schemas.microsoft.com/office/drawing/2016/5/12/chartex" xmlns:cx7="http://schemas.microsoft.com/office/drawing/2016/5/13/chartex" xmlns:cx8="http://schemas.microsoft.com/office/drawing/2016/5/14/chartex" xmlns:mc="http://schemas.openxmlformats.org/markup-compatibility/2006" xmlns:aink="http://schemas.microsoft.com/office/drawing/2016/ink" xmlns:am3d="http://schemas.microsoft.com/office/drawing/2017/model3d" xmlns:o="urn:schemas-microsoft-com:office:office" xmlns:oel="http://schemas.microsoft.com/office/2019/extlst" xmlns:r="http://schemas.openxmlformats.org/officeDocument/2006/relationships" xmlns:m="http://schemas.openxmlformats.org/officeDocument/2006/math" xmlns:v="urn:schemas-microsoft-com:vml" xmlns:wp14="http://schemas.microsoft.com/office/word/2010/wordprocessingDrawing" xmlns:wp="http://schemas.openxmlformats.org/drawingml/2006/wordprocessingDrawing" xmlns:w10="urn:schemas-microsoft-com:office:word" xmlns:w="http://schemas.openxmlformats.org/wordprocessingml/2006/main" xmlns:w14="http://schemas.microsoft.com/office/word/2010/wordml" xmlns:w15="http://schemas.microsoft.com/office/word/2012/wordml" xmlns:w16cex="http://schemas.microsoft.com/office/word/2018/wordml/cex" xmlns:w16cid="http://schemas.microsoft.com/office/word/2016/wordml/cid" xmlns:w16="http://schemas.microsoft.com/office/word/2018/wordml" xmlns:w16sdtdh="http://schemas.microsoft.com/office/word/2020/wordml/sdtdatahash" xmlns:w16se="http://schemas.microsoft.com/office/word/2015/wordml/symex" xmlns:wpg="http://schemas.microsoft.com/office/word/2010/wordprocessingGroup" xmlns:wpi="http://schemas.microsoft.com/office/word/2010/wordprocessingInk" xmlns:wne="http://schemas.microsoft.com/office/word/2006/wordml" xmlns:wps="http://schemas.microsoft.com/office/word/2010/wordprocessingShape" mc:Ignorable="w14 w15 w16se w16cid w16 w16cex w16sdtdh wp14">
+<w:document xmlns:wpc="http://schemas.microsoft.com/office/word/2010/wordprocessingCanvas" xmlns:cx="http://schemas.microsoft.com/office/drawing/2014/chartex" xmlns:cx1="http://schemas.microsoft.com/office/drawing/2015/9/8/chartex" xmlns:cx2="http://schemas.microsoft.com/office/drawing/2015/10/21/chartex" xmlns:cx3="http://schemas.microsoft.com/office/drawing/2016/5/9/chartex" xmlns:cx4="http://schemas.microsoft.com/office/drawing/2016/5/10/chartex" xmlns:cx5="http://schemas.microsoft.com/office/drawing/2016/5/11/chartex" xmlns:cx6="http://schemas.microsoft.com/office/drawing/2016/5/12/chartex" xmlns:cx7="http://schemas.microsoft.com/office/drawing/2016/5/13/chartex" xmlns:cx8="http://schemas.microsoft.com/office/drawing/2016/5/14/chartex" xmlns:mc="http://schemas.openxmlformats.org/markup-compatibility/2006" xmlns:aink="http://schemas.microsoft.com/office/drawing/2016/ink" xmlns:am3d="http://schemas.microsoft.com/office/drawing/2017/model3d" xmlns:o="urn:schemas-microsoft-com:office:office" xmlns:oel="http://schemas.microsoft.com/office/2019/extlst" xmlns:r="http://schemas.openxmlformats.org/officeDocument/2006/relationships" xmlns:m="http://schemas.openxmlformats.org/officeDocument/2006/math" xmlns:v="urn:schemas-microsoft-com:vml" xmlns:wp14="http://schemas.microsoft.com/office/word/2010/wordprocessingDrawing" xmlns:wp="http://schemas.openxmlformats.org/drawingml/2006/wordprocessingDrawing" xmlns:w10="urn:schemas-microsoft-com:office:word" xmlns:w="http://schemas.openxmlformats.org/wordprocessingml/2006/main" xmlns:w14="http://schemas.microsoft.com/office/word/2010/wordml" xmlns:w15="http://schemas.microsoft.com/office/word/2012/wordml" xmlns:w16cex="http://schemas.microsoft.com/office/word/2018/wordml/cex" xmlns:w16cid="http://schemas.microsoft.com/office/word/2016/wordml/cid" xmlns:w16="http://schemas.microsoft.com/office/word/2018/wordml" xmlns:w16du="http://schemas.microsoft.com/office/word/2023/wordml/word16du" xmlns:w16sdtdh="http://schemas.microsoft.com/office/word/2020/wordml/sdtdatahash" xmlns:w16sdtfl="http://schemas.microsoft.com/office/word/2024/wordml/sdtformatlock" xmlns:w16se="http://schemas.microsoft.com/office/word/2015/wordml/symex" xmlns:wpg="http://schemas.microsoft.com/office/word/2010/wordprocessingGroup" xmlns:wpi="http://schemas.microsoft.com/office/word/2010/wordprocessingInk" xmlns:wne="http://schemas.microsoft.com/office/word/2006/wordml" xmlns:wps="http://schemas.microsoft.com/office/word/2010/wordprocessingShape" mc:Ignorable="w14 w15 w16se w16cid w16 w16cex w16sdtdh w16sdtfl w16du wp14">
   <w:body>
     <w:p>
       <w:r>
@@ -163,17 +163,17 @@
         <w:pStyle w:val="Title"/>
       </w:pPr>
       <w:r>
-        <w:t>Inledande FSC- /PEFC-klagomål – information om höga naturvärden i avverkningsanmälan A 10424-2026 i Hudiksvalls kommun</w:t>
+        <w:t>Inledande FSC- /PEFC-klagomål – information om höga naturvärden och fridlysta arter i avverkningsanmälan A 10424-2026 i Hudiksvalls kommun</w:t>
       </w:r>
     </w:p>
     <w:p>
       <w:r>
-        <w:t>Detta dokument behandlar höga naturvärden i avverkningsanmälan A 10424-2026 i Hudiksvalls kommun. Denna avverkningsanmälan inkom 2026-02-24 08:48:10 och omfattar 2,0 ha.</w:t>
+        <w:t>Detta dokument behandlar höga naturvärden i avverkningsanmälan A 10424-2026 i Hudiksvalls kommun som inkom 2026-02-24 och omfattar 2,0 ha.</w:t>
       </w:r>
     </w:p>
     <w:p>
       <w:r>
-        <w:t>Nedan presenteras fynd av naturvårdsarter som gjorts i det avverkningsanmälda området, samt relevanta utdrag ur standarderna för FSC, Chain of Custody, Controlled Wood och PEFC.</w:t>
+        <w:t>Nedan presenteras fynd av naturvårdsarter och fridlysta arter som gjorts i det avverkningsanmälda området, samt relevanta utdrag ur standarderna för FSC, Chain of Custody, Controlled Wood och PEFC. I BILAGA 1 finns artfakta om fridlysta arter.</w:t>
       </w:r>
     </w:p>
     <w:p>
@@ -191,12 +191,15 @@
     </w:p>
     <w:p>
       <w:r>
-        <w:t>I avverkningsanmälan har följande 2 naturvårdsarter hittats: rosenticka (NT) och ullticka (NT). Av dessa är 2 rödlistade. För rödlistade arter har rödlistekategorin angivits inom parentes.</w:t>
+        <w:t>I och inom 9 meter från avverkningsanmälan har följande 3 naturvårdsarter hittats: rosenticka (NT, T), talltita (NT, §4) och ullticka (NT, T). Av dessa är 3 rödlistade. För rödlistade arter har rödlistekategorin angivits inom parentes. Typiska arter inom Natura 2000 som är kopplade till skogsekosystem har markerats med (T). För fridlysta arter anges även paragrafen i Artskyddsförordningen som arten är fridlyst enligt.</w:t>
       </w:r>
     </w:p>
     <w:p>
       <w:r>
-        <w:t>De påträffade naturvårdsarterna är ett tydligt kvitto på att detta rör sig om en skog med höga naturvärden. I Figur 1 visas en karta över det avverkningsanmälda området, där samtliga fyndplatser för naturvårdsarter som finns registrerade på Artportalen har markerats.</w:t>
+        <w:t>De påträffade naturvårdsarterna är ett tydligt kvitto på att det rör sig om en skog med höga naturvärden.</w:t>
+      </w:r>
+      <w:r>
+        <w:t xml:space="preserve"> I Figur 1 visas fyndplatser för naturvårdsarter i området, som finns registrerade på Artportalen.</w:t>
       </w:r>
     </w:p>
     <w:p>
@@ -206,7 +209,7 @@
       <w:r>
         <w:drawing>
           <wp:inline xmlns:a="http://schemas.openxmlformats.org/drawingml/2006/main" xmlns:pic="http://schemas.openxmlformats.org/drawingml/2006/picture">
-            <wp:extent cx="5486400" cy="4699483"/>
+            <wp:extent cx="5486400" cy="4624978"/>
             <wp:docPr id="1" name="Picture 1"/>
             <wp:cNvGraphicFramePr>
               <a:graphicFrameLocks noChangeAspect="1"/>
@@ -227,7 +230,7 @@
                   <pic:spPr>
                     <a:xfrm>
                       <a:off x="0" y="0"/>
-                      <a:ext cx="5486400" cy="4699483"/>
+                      <a:ext cx="5486400" cy="4624978"/>
                     </a:xfrm>
                     <a:prstGeom prst="rect"/>
                   </pic:spPr>
@@ -241,9 +244,61 @@
     <w:p>
       <w:pPr>
         <w:pStyle w:val="Caption"/>
+        <w:spacing w:after="240"/>
       </w:pPr>
       <w:r>
-        <w:t>Figur 1. Fyndplatser för naturvårdsarter i det avverkningsanmälda området (röd linje). Markörer utan svart kant är placerade på fyndplatsen. Markörer med svart kant är placerade vid sidan av fyndplatsen och har ett svart streck som visar fyndplatsens exakta position. Kartans mittpunktskoordinat är N 6832263, E 599948 i SWEREF 99 TM.</w:t>
+        <w:t>Figur 1. Fyndplatser för naturvårdsarter i och inom 9 meter från avverkningsanmälan (röd linje). Markörer utan svart kant är placerade på fyndplatsen. Markörer med svart kant är placerade vid sidan av fyndplatsen och har ett svart streck som visar fyndplatsens exakta position. Kartans mittpunktskoordinat är N 6832263, E 599948 i SWEREF 99 TM.</w:t>
+      </w:r>
+    </w:p>
+    <w:p>
+      <w:pPr>
+        <w:pStyle w:val="Heading2"/>
+      </w:pPr>
+      <w:r>
+        <w:t>Fridlysta arter</w:t>
+      </w:r>
+    </w:p>
+    <w:p>
+      <w:r>
+        <w:t>Följande fridlysta arter har sina livsmiljöer och växtplatser i den avverkningsanmälda skogen: talltita (NT, §4).</w:t>
+      </w:r>
+    </w:p>
+    <w:p>
+      <w:r>
+        <w:t xml:space="preserve">Observera att medlemsländerna är skyldiga att agera i enlighet med EU:s fågeldirektiv där det uttryckligen står att direktivet gäller för fåglar samt för deras ägg, bon och </w:t>
+      </w:r>
+      <w:r>
+        <w:rPr>
+          <w:b/>
+        </w:rPr>
+        <w:t xml:space="preserve">livsmiljöer </w:t>
+      </w:r>
+      <w:r>
+        <w:t>(artikel 1). Vidare att de åtgärder som vidtas inte får leda till en försämring av den nuvarande situationen beträffande bevarandet av de fågelarter som avses i artikel 1 (artikel 13). Fågeldirektivet är styrande för tillsynsansvariga myndigheters ärendehantering, ställningstaganden och beslutsfattande.</w:t>
+      </w:r>
+    </w:p>
+    <w:p>
+      <w:r>
+        <w:rPr>
+          <w:b/>
+        </w:rPr>
+        <w:t>Talltita (NT, §4)</w:t>
+      </w:r>
+      <w:r>
+        <w:t>, rödlistad som nära hotad och prioriterad art i Skogsvårdslagen, har häckningsrevir i anmälan. Arten har minskat kraftigt de senaste 30 åren och minskningstakten innevarande 10-årsperiod beräknas till 20 (10–30) %. Talltitan är synnerligen trogen sitt cirka 15 hektar stora revir och är beroende av flerskiktade olikåldriga skogar för att kunna föda upp sina ungar. Talltitan försvinner om dess livsmiljö kalavverkas (Eggers &amp; Low, 2014; Ekman, 1979; Griesser et al, 2007; Klein, 2020; Siffczyk et al, 2003; SLU Artdatabanken, 2021).</w:t>
+      </w:r>
+    </w:p>
+    <w:p>
+      <w:r>
+        <w:t>I BILAGA 1 finns mer detaljerad information om ekologi samt krav på livsmiljö hos fridlysta arter.</w:t>
+      </w:r>
+    </w:p>
+    <w:p>
+      <w:pPr>
+        <w:pStyle w:val="Heading2"/>
+      </w:pPr>
+      <w:r>
+        <w:t>Övriga naturvårdsarter</w:t>
       </w:r>
     </w:p>
     <w:p>
@@ -383,6 +438,22 @@
       <w:r>
         <w:t>I den avverkningsanmälda skogen har fridlysta arter sina livsmiljöer och växtplatser. Att skada de fridlysta arternas livsmiljöer, växtplatser eller ekologiska funktion är inte tillåtet enligt artskyddsförordningen.</w:t>
       </w:r>
+      <w:r>
+        <w:rPr>
+          <w:i/>
+        </w:rPr>
+        <w:t xml:space="preserve"> EU:s medlemsländer och skogsbolag är skyldiga att agera i enlighet med EU:s fågeldirektiv där det uttryckligen står att direktivet gäller för fåglar samt för deras ägg, bon och </w:t>
+      </w:r>
+      <w:r>
+        <w:rPr>
+          <w:b/>
+          <w:i/>
+        </w:rPr>
+        <w:t xml:space="preserve">livsmiljöer </w:t>
+      </w:r>
+      <w:r>
+        <w:t>(artikel 1). Vidare att de åtgärder som vidtas inte får leda till en försämring av den nuvarande situationen beträffande bevarandet av de fågelarter som avses i artikel 1 (artikel 13).</w:t>
+      </w:r>
     </w:p>
     <w:p>
       <w:r>
@@ -421,7 +492,7 @@
         <w:rPr>
           <w:i/>
         </w:rPr>
-        <w:t>I det avverkningsanmälda skogsområdet har 2 naturvårdsarter varav 2 rödlistade arter sina livsmiljöer och växtplatser.</w:t>
+        <w:t>I det avverkningsanmälda skogsområdet har 3 naturvårdsarter varav 3 rödlistade arter sina livsmiljöer och växtplatser.</w:t>
       </w:r>
     </w:p>
     <w:p>
@@ -608,6 +679,139 @@
         <w:t>I den avverkningsanmälda skogen har fridlysta arter sina livsmiljöer och växtplatser. Att skada de fridlysta arternas livsmiljöer, växtplatser eller ekologiska funktion är inte tillåtet enligt artskyddsförordningen</w:t>
       </w:r>
     </w:p>
+    <w:p>
+      <w:r>
+        <w:br w:type="page"/>
+      </w:r>
+    </w:p>
+    <w:p>
+      <w:pPr>
+        <w:pStyle w:val="Title"/>
+      </w:pPr>
+      <w:r>
+        <w:t>BILAGA 1 – Fridlysta arter</w:t>
+      </w:r>
+    </w:p>
+    <w:p>
+      <w:pPr>
+        <w:pStyle w:val="Heading1"/>
+      </w:pPr>
+      <w:r>
+        <w:t>Talltita – ekologi samt krav på livsmiljön</w:t>
+      </w:r>
+    </w:p>
+    <w:p>
+      <w:r>
+        <w:t>Talltita är rödlistad som NT, fridlyst och prioriterad art i Skogsvårdslagen. Den omfattas av EU:s fågeldirektiv. Arten har minskat kraftigt de senaste 30 åren och minskningstakten innevarande 10-årsperiod beräknas till 20 (10–30) % (SLU Artdatabanken, 2022).</w:t>
+      </w:r>
+    </w:p>
+    <w:p>
+      <w:r>
+        <w:t>Talltita föredrar större sammanhängande barrskogar, och finns såväl i tallskog som granskog och i lövblandad barrskog. Skogens struktur är viktig och ska helst vara flerskiktad med riklig underväxt av mindre granar, björk och andra lövträd och buskar. Tillgång på murknande högstubbar är särskilt viktig, eftersom talltitan helst själv hackar ut sitt bohål (SLU Artdatabanken, 2022).</w:t>
+      </w:r>
+    </w:p>
+    <w:p>
+      <w:r>
+        <w:t>Det finns flera studier som visar att talltita är känslig för gallring och inte överlever när dess livsmiljö kalavverkas (Eggers and Low, 2014; Griesser et al., 2007; Klein, 2020). Talltitans revir är förhållandevis stora, 10–20 hektar och arten missgynnas när skogen fragmenteras. Kalavverkning av större delar av reviret innebär att det överges (Artdatabanken, 2021).</w:t>
+      </w:r>
+    </w:p>
+    <w:p>
+      <w:r>
+        <w:t>Talltitan är synnerligen trogen sitt revir så länge paret lever och biotopen förblir intakt. Paret stannar i sitt revir året om. En förlust av ett revir har därför en stor inverkan på den lokala populationen och trakthyggesbruket anses vara orsak till den svenska populationens kraftiga minskning. Talltiteparets revirtrohet innebär att närhelst under året man observerar en adult talltita så ingår denna plats i reviret (Siffczyk et al., 2003; Ekman, 1979).</w:t>
+      </w:r>
+    </w:p>
+    <w:p>
+      <w:pPr>
+        <w:pStyle w:val="Heading2"/>
+      </w:pPr>
+      <w:r>
+        <w:t>Referenser – talltita</w:t>
+      </w:r>
+    </w:p>
+    <w:p>
+      <w:r>
+        <w:t xml:space="preserve">Eggers, S., Low, M., 2014. </w:t>
+      </w:r>
+      <w:r>
+        <w:rPr>
+          <w:i/>
+        </w:rPr>
+        <w:t xml:space="preserve">Differential demographic responses of sympatric Parids to vegetation management in boreal forest. </w:t>
+      </w:r>
+      <w:r>
+        <w:t>For. Ecol. Manage. 319, 169–175.</w:t>
+      </w:r>
+    </w:p>
+    <w:p>
+      <w:r>
+        <w:t xml:space="preserve">Ekman, J., 1979. </w:t>
+      </w:r>
+      <w:r>
+        <w:rPr>
+          <w:i/>
+        </w:rPr>
+        <w:t xml:space="preserve">Coherence, composition and territories of winter social groups of the Willow Tit Parus montanus and the Crested Tit P. cristatus. </w:t>
+      </w:r>
+      <w:r>
+        <w:t>Ornis Scandinavica, 10, pp 56–68</w:t>
+      </w:r>
+    </w:p>
+    <w:p>
+      <w:r>
+        <w:t xml:space="preserve">Griesser, M., Nystrand, M., Eggers, S., Ekman, J., 2007. </w:t>
+      </w:r>
+      <w:r>
+        <w:rPr>
+          <w:i/>
+        </w:rPr>
+        <w:t xml:space="preserve">Impact of forestry practices on fitness correlates and population productivity in an open-nesting bird species. </w:t>
+      </w:r>
+      <w:r>
+        <w:t>Conserv. Biol. 21, 767–774. https://doi.org/10.1111/j.1523- 1739.2007.00675.x</w:t>
+      </w:r>
+    </w:p>
+    <w:p>
+      <w:r>
+        <w:t xml:space="preserve">Klein, J., 2020. </w:t>
+      </w:r>
+      <w:r>
+        <w:rPr>
+          <w:i/>
+        </w:rPr>
+        <w:t xml:space="preserve">The forgotten forest – On thinning, retention, and biodiversity in the boreal forest. </w:t>
+      </w:r>
+      <w:r>
+        <w:t>Doctoral Thesis No. 2020:50</w:t>
+      </w:r>
+    </w:p>
+    <w:p>
+      <w:r>
+        <w:t xml:space="preserve">Siffczyk, C., Brotons, L., Kangas, K., Orell, M., 2003. </w:t>
+      </w:r>
+      <w:r>
+        <w:rPr>
+          <w:i/>
+        </w:rPr>
+        <w:t xml:space="preserve">Home range size of willow tits. </w:t>
+      </w:r>
+      <w:r>
+        <w:t>Oecologica, 136, 635–642 (2003)</w:t>
+      </w:r>
+    </w:p>
+    <w:p>
+      <w:r>
+        <w:t xml:space="preserve">SLU Artdatabanken, 2021. </w:t>
+      </w:r>
+      <w:r>
+        <w:rPr>
+          <w:i/>
+        </w:rPr>
+        <w:t xml:space="preserve">Artfaktablad. Naturvård – artfakta. </w:t>
+      </w:r>
+      <w:r>
+        <w:t>SLU Artdatabanken, Uppsala</w:t>
+      </w:r>
+    </w:p>
     <w:sectPr>
       <w:headerReference w:type="even" r:id="rId8"/>
       <w:headerReference w:type="default" r:id="rId9"/>
@@ -626,7 +830,7 @@
 </file>
 
 <file path=word/endnotes.xml><?xml version="1.0" encoding="utf-8"?>
-<w:endnotes xmlns:wpc="http://schemas.microsoft.com/office/word/2010/wordprocessingCanvas" xmlns:cx="http://schemas.microsoft.com/office/drawing/2014/chartex" xmlns:cx1="http://schemas.microsoft.com/office/drawing/2015/9/8/chartex" xmlns:cx2="http://schemas.microsoft.com/office/drawing/2015/10/21/chartex" xmlns:cx3="http://schemas.microsoft.com/office/drawing/2016/5/9/chartex" xmlns:cx4="http://schemas.microsoft.com/office/drawing/2016/5/10/chartex" xmlns:cx5="http://schemas.microsoft.com/office/drawing/2016/5/11/chartex" xmlns:cx6="http://schemas.microsoft.com/office/drawing/2016/5/12/chartex" xmlns:cx7="http://schemas.microsoft.com/office/drawing/2016/5/13/chartex" xmlns:cx8="http://schemas.microsoft.com/office/drawing/2016/5/14/chartex" xmlns:mc="http://schemas.openxmlformats.org/markup-compatibility/2006" xmlns:aink="http://schemas.microsoft.com/office/drawing/2016/ink" xmlns:am3d="http://schemas.microsoft.com/office/drawing/2017/model3d" xmlns:o="urn:schemas-microsoft-com:office:office" xmlns:oel="http://schemas.microsoft.com/office/2019/extlst" xmlns:r="http://schemas.openxmlformats.org/officeDocument/2006/relationships" xmlns:m="http://schemas.openxmlformats.org/officeDocument/2006/math" xmlns:v="urn:schemas-microsoft-com:vml" xmlns:wp14="http://schemas.microsoft.com/office/word/2010/wordprocessingDrawing" xmlns:wp="http://schemas.openxmlformats.org/drawingml/2006/wordprocessingDrawing" xmlns:w10="urn:schemas-microsoft-com:office:word" xmlns:w="http://schemas.openxmlformats.org/wordprocessingml/2006/main" xmlns:w14="http://schemas.microsoft.com/office/word/2010/wordml" xmlns:w15="http://schemas.microsoft.com/office/word/2012/wordml" xmlns:w16cex="http://schemas.microsoft.com/office/word/2018/wordml/cex" xmlns:w16cid="http://schemas.microsoft.com/office/word/2016/wordml/cid" xmlns:w16="http://schemas.microsoft.com/office/word/2018/wordml" xmlns:w16sdtdh="http://schemas.microsoft.com/office/word/2020/wordml/sdtdatahash" xmlns:w16se="http://schemas.microsoft.com/office/word/2015/wordml/symex" xmlns:wpg="http://schemas.microsoft.com/office/word/2010/wordprocessingGroup" xmlns:wpi="http://schemas.microsoft.com/office/word/2010/wordprocessingInk" xmlns:wne="http://schemas.microsoft.com/office/word/2006/wordml" xmlns:wps="http://schemas.microsoft.com/office/word/2010/wordprocessingShape" mc:Ignorable="w14 w15 w16se w16cid w16 w16cex w16sdtdh wp14">
+<w:endnotes xmlns:wpc="http://schemas.microsoft.com/office/word/2010/wordprocessingCanvas" xmlns:cx="http://schemas.microsoft.com/office/drawing/2014/chartex" xmlns:cx1="http://schemas.microsoft.com/office/drawing/2015/9/8/chartex" xmlns:cx2="http://schemas.microsoft.com/office/drawing/2015/10/21/chartex" xmlns:cx3="http://schemas.microsoft.com/office/drawing/2016/5/9/chartex" xmlns:cx4="http://schemas.microsoft.com/office/drawing/2016/5/10/chartex" xmlns:cx5="http://schemas.microsoft.com/office/drawing/2016/5/11/chartex" xmlns:cx6="http://schemas.microsoft.com/office/drawing/2016/5/12/chartex" xmlns:cx7="http://schemas.microsoft.com/office/drawing/2016/5/13/chartex" xmlns:cx8="http://schemas.microsoft.com/office/drawing/2016/5/14/chartex" xmlns:mc="http://schemas.openxmlformats.org/markup-compatibility/2006" xmlns:aink="http://schemas.microsoft.com/office/drawing/2016/ink" xmlns:am3d="http://schemas.microsoft.com/office/drawing/2017/model3d" xmlns:o="urn:schemas-microsoft-com:office:office" xmlns:oel="http://schemas.microsoft.com/office/2019/extlst" xmlns:r="http://schemas.openxmlformats.org/officeDocument/2006/relationships" xmlns:m="http://schemas.openxmlformats.org/officeDocument/2006/math" xmlns:v="urn:schemas-microsoft-com:vml" xmlns:wp14="http://schemas.microsoft.com/office/word/2010/wordprocessingDrawing" xmlns:wp="http://schemas.openxmlformats.org/drawingml/2006/wordprocessingDrawing" xmlns:w10="urn:schemas-microsoft-com:office:word" xmlns:w="http://schemas.openxmlformats.org/wordprocessingml/2006/main" xmlns:w14="http://schemas.microsoft.com/office/word/2010/wordml" xmlns:w15="http://schemas.microsoft.com/office/word/2012/wordml" xmlns:w16cex="http://schemas.microsoft.com/office/word/2018/wordml/cex" xmlns:w16cid="http://schemas.microsoft.com/office/word/2016/wordml/cid" xmlns:w16="http://schemas.microsoft.com/office/word/2018/wordml" xmlns:w16du="http://schemas.microsoft.com/office/word/2023/wordml/word16du" xmlns:w16sdtdh="http://schemas.microsoft.com/office/word/2020/wordml/sdtdatahash" xmlns:w16sdtfl="http://schemas.microsoft.com/office/word/2024/wordml/sdtformatlock" xmlns:w16se="http://schemas.microsoft.com/office/word/2015/wordml/symex" xmlns:wpg="http://schemas.microsoft.com/office/word/2010/wordprocessingGroup" xmlns:wpi="http://schemas.microsoft.com/office/word/2010/wordprocessingInk" xmlns:wne="http://schemas.microsoft.com/office/word/2006/wordml" xmlns:wps="http://schemas.microsoft.com/office/word/2010/wordprocessingShape" mc:Ignorable="w14 w15 w16se w16cid w16 w16cex w16sdtdh w16sdtfl w16du wp14">
   <w:endnote w:type="separator" w:id="-1">
     <w:p>
       <w:pPr>
@@ -651,7 +855,7 @@
 </file>
 
 <file path=word/footer1.xml><?xml version="1.0" encoding="utf-8"?>
-<w:ftr xmlns:wpc="http://schemas.microsoft.com/office/word/2010/wordprocessingCanvas" xmlns:cx="http://schemas.microsoft.com/office/drawing/2014/chartex" xmlns:cx1="http://schemas.microsoft.com/office/drawing/2015/9/8/chartex" xmlns:cx2="http://schemas.microsoft.com/office/drawing/2015/10/21/chartex" xmlns:cx3="http://schemas.microsoft.com/office/drawing/2016/5/9/chartex" xmlns:cx4="http://schemas.microsoft.com/office/drawing/2016/5/10/chartex" xmlns:cx5="http://schemas.microsoft.com/office/drawing/2016/5/11/chartex" xmlns:cx6="http://schemas.microsoft.com/office/drawing/2016/5/12/chartex" xmlns:cx7="http://schemas.microsoft.com/office/drawing/2016/5/13/chartex" xmlns:cx8="http://schemas.microsoft.com/office/drawing/2016/5/14/chartex" xmlns:mc="http://schemas.openxmlformats.org/markup-compatibility/2006" xmlns:aink="http://schemas.microsoft.com/office/drawing/2016/ink" xmlns:am3d="http://schemas.microsoft.com/office/drawing/2017/model3d" xmlns:o="urn:schemas-microsoft-com:office:office" xmlns:oel="http://schemas.microsoft.com/office/2019/extlst" xmlns:r="http://schemas.openxmlformats.org/officeDocument/2006/relationships" xmlns:m="http://schemas.openxmlformats.org/officeDocument/2006/math" xmlns:v="urn:schemas-microsoft-com:vml" xmlns:wp14="http://schemas.microsoft.com/office/word/2010/wordprocessingDrawing" xmlns:wp="http://schemas.openxmlformats.org/drawingml/2006/wordprocessingDrawing" xmlns:w10="urn:schemas-microsoft-com:office:word" xmlns:w="http://schemas.openxmlformats.org/wordprocessingml/2006/main" xmlns:w14="http://schemas.microsoft.com/office/word/2010/wordml" xmlns:w15="http://schemas.microsoft.com/office/word/2012/wordml" xmlns:w16cex="http://schemas.microsoft.com/office/word/2018/wordml/cex" xmlns:w16cid="http://schemas.microsoft.com/office/word/2016/wordml/cid" xmlns:w16="http://schemas.microsoft.com/office/word/2018/wordml" xmlns:w16sdtdh="http://schemas.microsoft.com/office/word/2020/wordml/sdtdatahash" xmlns:w16se="http://schemas.microsoft.com/office/word/2015/wordml/symex" xmlns:wpg="http://schemas.microsoft.com/office/word/2010/wordprocessingGroup" xmlns:wpi="http://schemas.microsoft.com/office/word/2010/wordprocessingInk" xmlns:wne="http://schemas.microsoft.com/office/word/2006/wordml" xmlns:wps="http://schemas.microsoft.com/office/word/2010/wordprocessingShape" mc:Ignorable="w14 w15 w16se w16cid w16 w16cex w16sdtdh wp14">
+<w:ftr xmlns:wpc="http://schemas.microsoft.com/office/word/2010/wordprocessingCanvas" xmlns:cx="http://schemas.microsoft.com/office/drawing/2014/chartex" xmlns:cx1="http://schemas.microsoft.com/office/drawing/2015/9/8/chartex" xmlns:cx2="http://schemas.microsoft.com/office/drawing/2015/10/21/chartex" xmlns:cx3="http://schemas.microsoft.com/office/drawing/2016/5/9/chartex" xmlns:cx4="http://schemas.microsoft.com/office/drawing/2016/5/10/chartex" xmlns:cx5="http://schemas.microsoft.com/office/drawing/2016/5/11/chartex" xmlns:cx6="http://schemas.microsoft.com/office/drawing/2016/5/12/chartex" xmlns:cx7="http://schemas.microsoft.com/office/drawing/2016/5/13/chartex" xmlns:cx8="http://schemas.microsoft.com/office/drawing/2016/5/14/chartex" xmlns:mc="http://schemas.openxmlformats.org/markup-compatibility/2006" xmlns:aink="http://schemas.microsoft.com/office/drawing/2016/ink" xmlns:am3d="http://schemas.microsoft.com/office/drawing/2017/model3d" xmlns:o="urn:schemas-microsoft-com:office:office" xmlns:oel="http://schemas.microsoft.com/office/2019/extlst" xmlns:r="http://schemas.openxmlformats.org/officeDocument/2006/relationships" xmlns:m="http://schemas.openxmlformats.org/officeDocument/2006/math" xmlns:v="urn:schemas-microsoft-com:vml" xmlns:wp14="http://schemas.microsoft.com/office/word/2010/wordprocessingDrawing" xmlns:wp="http://schemas.openxmlformats.org/drawingml/2006/wordprocessingDrawing" xmlns:w10="urn:schemas-microsoft-com:office:word" xmlns:w="http://schemas.openxmlformats.org/wordprocessingml/2006/main" xmlns:w14="http://schemas.microsoft.com/office/word/2010/wordml" xmlns:w15="http://schemas.microsoft.com/office/word/2012/wordml" xmlns:w16cex="http://schemas.microsoft.com/office/word/2018/wordml/cex" xmlns:w16cid="http://schemas.microsoft.com/office/word/2016/wordml/cid" xmlns:w16="http://schemas.microsoft.com/office/word/2018/wordml" xmlns:w16du="http://schemas.microsoft.com/office/word/2023/wordml/word16du" xmlns:w16sdtdh="http://schemas.microsoft.com/office/word/2020/wordml/sdtdatahash" xmlns:w16sdtfl="http://schemas.microsoft.com/office/word/2024/wordml/sdtformatlock" xmlns:w16se="http://schemas.microsoft.com/office/word/2015/wordml/symex" xmlns:wpg="http://schemas.microsoft.com/office/word/2010/wordprocessingGroup" xmlns:wpi="http://schemas.microsoft.com/office/word/2010/wordprocessingInk" xmlns:wne="http://schemas.microsoft.com/office/word/2006/wordml" xmlns:wps="http://schemas.microsoft.com/office/word/2010/wordprocessingShape" mc:Ignorable="w14 w15 w16se w16cid w16 w16cex w16sdtdh w16sdtfl w16du wp14">
   <w:p>
     <w:pPr>
       <w:pStyle w:val="Footer"/>
@@ -661,7 +865,7 @@
 </file>
 
 <file path=word/footer2.xml><?xml version="1.0" encoding="utf-8"?>
-<w:ftr xmlns:wpc="http://schemas.microsoft.com/office/word/2010/wordprocessingCanvas" xmlns:cx="http://schemas.microsoft.com/office/drawing/2014/chartex" xmlns:cx1="http://schemas.microsoft.com/office/drawing/2015/9/8/chartex" xmlns:cx2="http://schemas.microsoft.com/office/drawing/2015/10/21/chartex" xmlns:cx3="http://schemas.microsoft.com/office/drawing/2016/5/9/chartex" xmlns:cx4="http://schemas.microsoft.com/office/drawing/2016/5/10/chartex" xmlns:cx5="http://schemas.microsoft.com/office/drawing/2016/5/11/chartex" xmlns:cx6="http://schemas.microsoft.com/office/drawing/2016/5/12/chartex" xmlns:cx7="http://schemas.microsoft.com/office/drawing/2016/5/13/chartex" xmlns:cx8="http://schemas.microsoft.com/office/drawing/2016/5/14/chartex" xmlns:mc="http://schemas.openxmlformats.org/markup-compatibility/2006" xmlns:aink="http://schemas.microsoft.com/office/drawing/2016/ink" xmlns:am3d="http://schemas.microsoft.com/office/drawing/2017/model3d" xmlns:o="urn:schemas-microsoft-com:office:office" xmlns:oel="http://schemas.microsoft.com/office/2019/extlst" xmlns:r="http://schemas.openxmlformats.org/officeDocument/2006/relationships" xmlns:m="http://schemas.openxmlformats.org/officeDocument/2006/math" xmlns:v="urn:schemas-microsoft-com:vml" xmlns:wp14="http://schemas.microsoft.com/office/word/2010/wordprocessingDrawing" xmlns:wp="http://schemas.openxmlformats.org/drawingml/2006/wordprocessingDrawing" xmlns:w10="urn:schemas-microsoft-com:office:word" xmlns:w="http://schemas.openxmlformats.org/wordprocessingml/2006/main" xmlns:w14="http://schemas.microsoft.com/office/word/2010/wordml" xmlns:w15="http://schemas.microsoft.com/office/word/2012/wordml" xmlns:w16cex="http://schemas.microsoft.com/office/word/2018/wordml/cex" xmlns:w16cid="http://schemas.microsoft.com/office/word/2016/wordml/cid" xmlns:w16="http://schemas.microsoft.com/office/word/2018/wordml" xmlns:w16sdtdh="http://schemas.microsoft.com/office/word/2020/wordml/sdtdatahash" xmlns:w16se="http://schemas.microsoft.com/office/word/2015/wordml/symex" xmlns:wpg="http://schemas.microsoft.com/office/word/2010/wordprocessingGroup" xmlns:wpi="http://schemas.microsoft.com/office/word/2010/wordprocessingInk" xmlns:wne="http://schemas.microsoft.com/office/word/2006/wordml" xmlns:wps="http://schemas.microsoft.com/office/word/2010/wordprocessingShape" mc:Ignorable="w14 w15 w16se w16cid w16 w16cex w16sdtdh wp14">
+<w:ftr xmlns:wpc="http://schemas.microsoft.com/office/word/2010/wordprocessingCanvas" xmlns:cx="http://schemas.microsoft.com/office/drawing/2014/chartex" xmlns:cx1="http://schemas.microsoft.com/office/drawing/2015/9/8/chartex" xmlns:cx2="http://schemas.microsoft.com/office/drawing/2015/10/21/chartex" xmlns:cx3="http://schemas.microsoft.com/office/drawing/2016/5/9/chartex" xmlns:cx4="http://schemas.microsoft.com/office/drawing/2016/5/10/chartex" xmlns:cx5="http://schemas.microsoft.com/office/drawing/2016/5/11/chartex" xmlns:cx6="http://schemas.microsoft.com/office/drawing/2016/5/12/chartex" xmlns:cx7="http://schemas.microsoft.com/office/drawing/2016/5/13/chartex" xmlns:cx8="http://schemas.microsoft.com/office/drawing/2016/5/14/chartex" xmlns:mc="http://schemas.openxmlformats.org/markup-compatibility/2006" xmlns:aink="http://schemas.microsoft.com/office/drawing/2016/ink" xmlns:am3d="http://schemas.microsoft.com/office/drawing/2017/model3d" xmlns:o="urn:schemas-microsoft-com:office:office" xmlns:oel="http://schemas.microsoft.com/office/2019/extlst" xmlns:r="http://schemas.openxmlformats.org/officeDocument/2006/relationships" xmlns:m="http://schemas.openxmlformats.org/officeDocument/2006/math" xmlns:v="urn:schemas-microsoft-com:vml" xmlns:wp14="http://schemas.microsoft.com/office/word/2010/wordprocessingDrawing" xmlns:wp="http://schemas.openxmlformats.org/drawingml/2006/wordprocessingDrawing" xmlns:w10="urn:schemas-microsoft-com:office:word" xmlns:w="http://schemas.openxmlformats.org/wordprocessingml/2006/main" xmlns:w14="http://schemas.microsoft.com/office/word/2010/wordml" xmlns:w15="http://schemas.microsoft.com/office/word/2012/wordml" xmlns:w16cex="http://schemas.microsoft.com/office/word/2018/wordml/cex" xmlns:w16cid="http://schemas.microsoft.com/office/word/2016/wordml/cid" xmlns:w16="http://schemas.microsoft.com/office/word/2018/wordml" xmlns:w16du="http://schemas.microsoft.com/office/word/2023/wordml/word16du" xmlns:w16sdtdh="http://schemas.microsoft.com/office/word/2020/wordml/sdtdatahash" xmlns:w16sdtfl="http://schemas.microsoft.com/office/word/2024/wordml/sdtformatlock" xmlns:w16se="http://schemas.microsoft.com/office/word/2015/wordml/symex" xmlns:wpg="http://schemas.microsoft.com/office/word/2010/wordprocessingGroup" xmlns:wpi="http://schemas.microsoft.com/office/word/2010/wordprocessingInk" xmlns:wne="http://schemas.microsoft.com/office/word/2006/wordml" xmlns:wps="http://schemas.microsoft.com/office/word/2010/wordprocessingShape" mc:Ignorable="w14 w15 w16se w16cid w16 w16cex w16sdtdh w16sdtfl w16du wp14">
   <w:p>
     <w:pPr>
       <w:pStyle w:val="Footer"/>
@@ -671,7 +875,7 @@
 </file>
 
 <file path=word/footer3.xml><?xml version="1.0" encoding="utf-8"?>
-<w:ftr xmlns:wpc="http://schemas.microsoft.com/office/word/2010/wordprocessingCanvas" xmlns:cx="http://schemas.microsoft.com/office/drawing/2014/chartex" xmlns:cx1="http://schemas.microsoft.com/office/drawing/2015/9/8/chartex" xmlns:cx2="http://schemas.microsoft.com/office/drawing/2015/10/21/chartex" xmlns:cx3="http://schemas.microsoft.com/office/drawing/2016/5/9/chartex" xmlns:cx4="http://schemas.microsoft.com/office/drawing/2016/5/10/chartex" xmlns:cx5="http://schemas.microsoft.com/office/drawing/2016/5/11/chartex" xmlns:cx6="http://schemas.microsoft.com/office/drawing/2016/5/12/chartex" xmlns:cx7="http://schemas.microsoft.com/office/drawing/2016/5/13/chartex" xmlns:cx8="http://schemas.microsoft.com/office/drawing/2016/5/14/chartex" xmlns:mc="http://schemas.openxmlformats.org/markup-compatibility/2006" xmlns:aink="http://schemas.microsoft.com/office/drawing/2016/ink" xmlns:am3d="http://schemas.microsoft.com/office/drawing/2017/model3d" xmlns:o="urn:schemas-microsoft-com:office:office" xmlns:oel="http://schemas.microsoft.com/office/2019/extlst" xmlns:r="http://schemas.openxmlformats.org/officeDocument/2006/relationships" xmlns:m="http://schemas.openxmlformats.org/officeDocument/2006/math" xmlns:v="urn:schemas-microsoft-com:vml" xmlns:wp14="http://schemas.microsoft.com/office/word/2010/wordprocessingDrawing" xmlns:wp="http://schemas.openxmlformats.org/drawingml/2006/wordprocessingDrawing" xmlns:w10="urn:schemas-microsoft-com:office:word" xmlns:w="http://schemas.openxmlformats.org/wordprocessingml/2006/main" xmlns:w14="http://schemas.microsoft.com/office/word/2010/wordml" xmlns:w15="http://schemas.microsoft.com/office/word/2012/wordml" xmlns:w16cex="http://schemas.microsoft.com/office/word/2018/wordml/cex" xmlns:w16cid="http://schemas.microsoft.com/office/word/2016/wordml/cid" xmlns:w16="http://schemas.microsoft.com/office/word/2018/wordml" xmlns:w16sdtdh="http://schemas.microsoft.com/office/word/2020/wordml/sdtdatahash" xmlns:w16se="http://schemas.microsoft.com/office/word/2015/wordml/symex" xmlns:wpg="http://schemas.microsoft.com/office/word/2010/wordprocessingGroup" xmlns:wpi="http://schemas.microsoft.com/office/word/2010/wordprocessingInk" xmlns:wne="http://schemas.microsoft.com/office/word/2006/wordml" xmlns:wps="http://schemas.microsoft.com/office/word/2010/wordprocessingShape" mc:Ignorable="w14 w15 w16se w16cid w16 w16cex w16sdtdh wp14">
+<w:ftr xmlns:wpc="http://schemas.microsoft.com/office/word/2010/wordprocessingCanvas" xmlns:cx="http://schemas.microsoft.com/office/drawing/2014/chartex" xmlns:cx1="http://schemas.microsoft.com/office/drawing/2015/9/8/chartex" xmlns:cx2="http://schemas.microsoft.com/office/drawing/2015/10/21/chartex" xmlns:cx3="http://schemas.microsoft.com/office/drawing/2016/5/9/chartex" xmlns:cx4="http://schemas.microsoft.com/office/drawing/2016/5/10/chartex" xmlns:cx5="http://schemas.microsoft.com/office/drawing/2016/5/11/chartex" xmlns:cx6="http://schemas.microsoft.com/office/drawing/2016/5/12/chartex" xmlns:cx7="http://schemas.microsoft.com/office/drawing/2016/5/13/chartex" xmlns:cx8="http://schemas.microsoft.com/office/drawing/2016/5/14/chartex" xmlns:mc="http://schemas.openxmlformats.org/markup-compatibility/2006" xmlns:aink="http://schemas.microsoft.com/office/drawing/2016/ink" xmlns:am3d="http://schemas.microsoft.com/office/drawing/2017/model3d" xmlns:o="urn:schemas-microsoft-com:office:office" xmlns:oel="http://schemas.microsoft.com/office/2019/extlst" xmlns:r="http://schemas.openxmlformats.org/officeDocument/2006/relationships" xmlns:m="http://schemas.openxmlformats.org/officeDocument/2006/math" xmlns:v="urn:schemas-microsoft-com:vml" xmlns:wp14="http://schemas.microsoft.com/office/word/2010/wordprocessingDrawing" xmlns:wp="http://schemas.openxmlformats.org/drawingml/2006/wordprocessingDrawing" xmlns:w10="urn:schemas-microsoft-com:office:word" xmlns:w="http://schemas.openxmlformats.org/wordprocessingml/2006/main" xmlns:w14="http://schemas.microsoft.com/office/word/2010/wordml" xmlns:w15="http://schemas.microsoft.com/office/word/2012/wordml" xmlns:w16cex="http://schemas.microsoft.com/office/word/2018/wordml/cex" xmlns:w16cid="http://schemas.microsoft.com/office/word/2016/wordml/cid" xmlns:w16="http://schemas.microsoft.com/office/word/2018/wordml" xmlns:w16du="http://schemas.microsoft.com/office/word/2023/wordml/word16du" xmlns:w16sdtdh="http://schemas.microsoft.com/office/word/2020/wordml/sdtdatahash" xmlns:w16sdtfl="http://schemas.microsoft.com/office/word/2024/wordml/sdtformatlock" xmlns:w16se="http://schemas.microsoft.com/office/word/2015/wordml/symex" xmlns:wpg="http://schemas.microsoft.com/office/word/2010/wordprocessingGroup" xmlns:wpi="http://schemas.microsoft.com/office/word/2010/wordprocessingInk" xmlns:wne="http://schemas.microsoft.com/office/word/2006/wordml" xmlns:wps="http://schemas.microsoft.com/office/word/2010/wordprocessingShape" mc:Ignorable="w14 w15 w16se w16cid w16 w16cex w16sdtdh w16sdtfl w16du wp14">
   <w:p>
     <w:pPr>
       <w:pStyle w:val="Footer"/>
@@ -681,7 +885,7 @@
 </file>
 
 <file path=word/footnotes.xml><?xml version="1.0" encoding="utf-8"?>
-<w:footnotes xmlns:wpc="http://schemas.microsoft.com/office/word/2010/wordprocessingCanvas" xmlns:cx="http://schemas.microsoft.com/office/drawing/2014/chartex" xmlns:cx1="http://schemas.microsoft.com/office/drawing/2015/9/8/chartex" xmlns:cx2="http://schemas.microsoft.com/office/drawing/2015/10/21/chartex" xmlns:cx3="http://schemas.microsoft.com/office/drawing/2016/5/9/chartex" xmlns:cx4="http://schemas.microsoft.com/office/drawing/2016/5/10/chartex" xmlns:cx5="http://schemas.microsoft.com/office/drawing/2016/5/11/chartex" xmlns:cx6="http://schemas.microsoft.com/office/drawing/2016/5/12/chartex" xmlns:cx7="http://schemas.microsoft.com/office/drawing/2016/5/13/chartex" xmlns:cx8="http://schemas.microsoft.com/office/drawing/2016/5/14/chartex" xmlns:mc="http://schemas.openxmlformats.org/markup-compatibility/2006" xmlns:aink="http://schemas.microsoft.com/office/drawing/2016/ink" xmlns:am3d="http://schemas.microsoft.com/office/drawing/2017/model3d" xmlns:o="urn:schemas-microsoft-com:office:office" xmlns:oel="http://schemas.microsoft.com/office/2019/extlst" xmlns:r="http://schemas.openxmlformats.org/officeDocument/2006/relationships" xmlns:m="http://schemas.openxmlformats.org/officeDocument/2006/math" xmlns:v="urn:schemas-microsoft-com:vml" xmlns:wp14="http://schemas.microsoft.com/office/word/2010/wordprocessingDrawing" xmlns:wp="http://schemas.openxmlformats.org/drawingml/2006/wordprocessingDrawing" xmlns:w10="urn:schemas-microsoft-com:office:word" xmlns:w="http://schemas.openxmlformats.org/wordprocessingml/2006/main" xmlns:w14="http://schemas.microsoft.com/office/word/2010/wordml" xmlns:w15="http://schemas.microsoft.com/office/word/2012/wordml" xmlns:w16cex="http://schemas.microsoft.com/office/word/2018/wordml/cex" xmlns:w16cid="http://schemas.microsoft.com/office/word/2016/wordml/cid" xmlns:w16="http://schemas.microsoft.com/office/word/2018/wordml" xmlns:w16sdtdh="http://schemas.microsoft.com/office/word/2020/wordml/sdtdatahash" xmlns:w16se="http://schemas.microsoft.com/office/word/2015/wordml/symex" xmlns:wpg="http://schemas.microsoft.com/office/word/2010/wordprocessingGroup" xmlns:wpi="http://schemas.microsoft.com/office/word/2010/wordprocessingInk" xmlns:wne="http://schemas.microsoft.com/office/word/2006/wordml" xmlns:wps="http://schemas.microsoft.com/office/word/2010/wordprocessingShape" mc:Ignorable="w14 w15 w16se w16cid w16 w16cex w16sdtdh wp14">
+<w:footnotes xmlns:wpc="http://schemas.microsoft.com/office/word/2010/wordprocessingCanvas" xmlns:cx="http://schemas.microsoft.com/office/drawing/2014/chartex" xmlns:cx1="http://schemas.microsoft.com/office/drawing/2015/9/8/chartex" xmlns:cx2="http://schemas.microsoft.com/office/drawing/2015/10/21/chartex" xmlns:cx3="http://schemas.microsoft.com/office/drawing/2016/5/9/chartex" xmlns:cx4="http://schemas.microsoft.com/office/drawing/2016/5/10/chartex" xmlns:cx5="http://schemas.microsoft.com/office/drawing/2016/5/11/chartex" xmlns:cx6="http://schemas.microsoft.com/office/drawing/2016/5/12/chartex" xmlns:cx7="http://schemas.microsoft.com/office/drawing/2016/5/13/chartex" xmlns:cx8="http://schemas.microsoft.com/office/drawing/2016/5/14/chartex" xmlns:mc="http://schemas.openxmlformats.org/markup-compatibility/2006" xmlns:aink="http://schemas.microsoft.com/office/drawing/2016/ink" xmlns:am3d="http://schemas.microsoft.com/office/drawing/2017/model3d" xmlns:o="urn:schemas-microsoft-com:office:office" xmlns:oel="http://schemas.microsoft.com/office/2019/extlst" xmlns:r="http://schemas.openxmlformats.org/officeDocument/2006/relationships" xmlns:m="http://schemas.openxmlformats.org/officeDocument/2006/math" xmlns:v="urn:schemas-microsoft-com:vml" xmlns:wp14="http://schemas.microsoft.com/office/word/2010/wordprocessingDrawing" xmlns:wp="http://schemas.openxmlformats.org/drawingml/2006/wordprocessingDrawing" xmlns:w10="urn:schemas-microsoft-com:office:word" xmlns:w="http://schemas.openxmlformats.org/wordprocessingml/2006/main" xmlns:w14="http://schemas.microsoft.com/office/word/2010/wordml" xmlns:w15="http://schemas.microsoft.com/office/word/2012/wordml" xmlns:w16cex="http://schemas.microsoft.com/office/word/2018/wordml/cex" xmlns:w16cid="http://schemas.microsoft.com/office/word/2016/wordml/cid" xmlns:w16="http://schemas.microsoft.com/office/word/2018/wordml" xmlns:w16du="http://schemas.microsoft.com/office/word/2023/wordml/word16du" xmlns:w16sdtdh="http://schemas.microsoft.com/office/word/2020/wordml/sdtdatahash" xmlns:w16sdtfl="http://schemas.microsoft.com/office/word/2024/wordml/sdtformatlock" xmlns:w16se="http://schemas.microsoft.com/office/word/2015/wordml/symex" xmlns:wpg="http://schemas.microsoft.com/office/word/2010/wordprocessingGroup" xmlns:wpi="http://schemas.microsoft.com/office/word/2010/wordprocessingInk" xmlns:wne="http://schemas.microsoft.com/office/word/2006/wordml" xmlns:wps="http://schemas.microsoft.com/office/word/2010/wordprocessingShape" mc:Ignorable="w14 w15 w16se w16cid w16 w16cex w16sdtdh w16sdtfl w16du wp14">
   <w:footnote w:type="separator" w:id="-1">
     <w:p>
       <w:pPr>
@@ -706,7 +910,7 @@
 </file>
 
 <file path=word/header1.xml><?xml version="1.0" encoding="utf-8"?>
-<w:hdr xmlns:wpc="http://schemas.microsoft.com/office/word/2010/wordprocessingCanvas" xmlns:cx="http://schemas.microsoft.com/office/drawing/2014/chartex" xmlns:cx1="http://schemas.microsoft.com/office/drawing/2015/9/8/chartex" xmlns:cx2="http://schemas.microsoft.com/office/drawing/2015/10/21/chartex" xmlns:cx3="http://schemas.microsoft.com/office/drawing/2016/5/9/chartex" xmlns:cx4="http://schemas.microsoft.com/office/drawing/2016/5/10/chartex" xmlns:cx5="http://schemas.microsoft.com/office/drawing/2016/5/11/chartex" xmlns:cx6="http://schemas.microsoft.com/office/drawing/2016/5/12/chartex" xmlns:cx7="http://schemas.microsoft.com/office/drawing/2016/5/13/chartex" xmlns:cx8="http://schemas.microsoft.com/office/drawing/2016/5/14/chartex" xmlns:mc="http://schemas.openxmlformats.org/markup-compatibility/2006" xmlns:aink="http://schemas.microsoft.com/office/drawing/2016/ink" xmlns:am3d="http://schemas.microsoft.com/office/drawing/2017/model3d" xmlns:o="urn:schemas-microsoft-com:office:office" xmlns:oel="http://schemas.microsoft.com/office/2019/extlst" xmlns:r="http://schemas.openxmlformats.org/officeDocument/2006/relationships" xmlns:m="http://schemas.openxmlformats.org/officeDocument/2006/math" xmlns:v="urn:schemas-microsoft-com:vml" xmlns:wp14="http://schemas.microsoft.com/office/word/2010/wordprocessingDrawing" xmlns:wp="http://schemas.openxmlformats.org/drawingml/2006/wordprocessingDrawing" xmlns:w10="urn:schemas-microsoft-com:office:word" xmlns:w="http://schemas.openxmlformats.org/wordprocessingml/2006/main" xmlns:w14="http://schemas.microsoft.com/office/word/2010/wordml" xmlns:w15="http://schemas.microsoft.com/office/word/2012/wordml" xmlns:w16cex="http://schemas.microsoft.com/office/word/2018/wordml/cex" xmlns:w16cid="http://schemas.microsoft.com/office/word/2016/wordml/cid" xmlns:w16="http://schemas.microsoft.com/office/word/2018/wordml" xmlns:w16sdtdh="http://schemas.microsoft.com/office/word/2020/wordml/sdtdatahash" xmlns:w16se="http://schemas.microsoft.com/office/word/2015/wordml/symex" xmlns:wpg="http://schemas.microsoft.com/office/word/2010/wordprocessingGroup" xmlns:wpi="http://schemas.microsoft.com/office/word/2010/wordprocessingInk" xmlns:wne="http://schemas.microsoft.com/office/word/2006/wordml" xmlns:wps="http://schemas.microsoft.com/office/word/2010/wordprocessingShape" mc:Ignorable="w14 w15 w16se w16cid w16 w16cex w16sdtdh wp14">
+<w:hdr xmlns:wpc="http://schemas.microsoft.com/office/word/2010/wordprocessingCanvas" xmlns:cx="http://schemas.microsoft.com/office/drawing/2014/chartex" xmlns:cx1="http://schemas.microsoft.com/office/drawing/2015/9/8/chartex" xmlns:cx2="http://schemas.microsoft.com/office/drawing/2015/10/21/chartex" xmlns:cx3="http://schemas.microsoft.com/office/drawing/2016/5/9/chartex" xmlns:cx4="http://schemas.microsoft.com/office/drawing/2016/5/10/chartex" xmlns:cx5="http://schemas.microsoft.com/office/drawing/2016/5/11/chartex" xmlns:cx6="http://schemas.microsoft.com/office/drawing/2016/5/12/chartex" xmlns:cx7="http://schemas.microsoft.com/office/drawing/2016/5/13/chartex" xmlns:cx8="http://schemas.microsoft.com/office/drawing/2016/5/14/chartex" xmlns:mc="http://schemas.openxmlformats.org/markup-compatibility/2006" xmlns:aink="http://schemas.microsoft.com/office/drawing/2016/ink" xmlns:am3d="http://schemas.microsoft.com/office/drawing/2017/model3d" xmlns:o="urn:schemas-microsoft-com:office:office" xmlns:oel="http://schemas.microsoft.com/office/2019/extlst" xmlns:r="http://schemas.openxmlformats.org/officeDocument/2006/relationships" xmlns:m="http://schemas.openxmlformats.org/officeDocument/2006/math" xmlns:v="urn:schemas-microsoft-com:vml" xmlns:wp14="http://schemas.microsoft.com/office/word/2010/wordprocessingDrawing" xmlns:wp="http://schemas.openxmlformats.org/drawingml/2006/wordprocessingDrawing" xmlns:w10="urn:schemas-microsoft-com:office:word" xmlns:w="http://schemas.openxmlformats.org/wordprocessingml/2006/main" xmlns:w14="http://schemas.microsoft.com/office/word/2010/wordml" xmlns:w15="http://schemas.microsoft.com/office/word/2012/wordml" xmlns:w16cex="http://schemas.microsoft.com/office/word/2018/wordml/cex" xmlns:w16cid="http://schemas.microsoft.com/office/word/2016/wordml/cid" xmlns:w16="http://schemas.microsoft.com/office/word/2018/wordml" xmlns:w16du="http://schemas.microsoft.com/office/word/2023/wordml/word16du" xmlns:w16sdtdh="http://schemas.microsoft.com/office/word/2020/wordml/sdtdatahash" xmlns:w16sdtfl="http://schemas.microsoft.com/office/word/2024/wordml/sdtformatlock" xmlns:w16se="http://schemas.microsoft.com/office/word/2015/wordml/symex" xmlns:wpg="http://schemas.microsoft.com/office/word/2010/wordprocessingGroup" xmlns:wpi="http://schemas.microsoft.com/office/word/2010/wordprocessingInk" xmlns:wne="http://schemas.microsoft.com/office/word/2006/wordml" xmlns:wps="http://schemas.microsoft.com/office/word/2010/wordprocessingShape" mc:Ignorable="w14 w15 w16se w16cid w16 w16cex w16sdtdh w16sdtfl w16du wp14">
   <w:p>
     <w:pPr>
       <w:pStyle w:val="Header"/>
@@ -716,7 +920,7 @@
 </file>
 
 <file path=word/header2.xml><?xml version="1.0" encoding="utf-8"?>
-<w:hdr xmlns:wpc="http://schemas.microsoft.com/office/word/2010/wordprocessingCanvas" xmlns:cx="http://schemas.microsoft.com/office/drawing/2014/chartex" xmlns:cx1="http://schemas.microsoft.com/office/drawing/2015/9/8/chartex" xmlns:cx2="http://schemas.microsoft.com/office/drawing/2015/10/21/chartex" xmlns:cx3="http://schemas.microsoft.com/office/drawing/2016/5/9/chartex" xmlns:cx4="http://schemas.microsoft.com/office/drawing/2016/5/10/chartex" xmlns:cx5="http://schemas.microsoft.com/office/drawing/2016/5/11/chartex" xmlns:cx6="http://schemas.microsoft.com/office/drawing/2016/5/12/chartex" xmlns:cx7="http://schemas.microsoft.com/office/drawing/2016/5/13/chartex" xmlns:cx8="http://schemas.microsoft.com/office/drawing/2016/5/14/chartex" xmlns:mc="http://schemas.openxmlformats.org/markup-compatibility/2006" xmlns:aink="http://schemas.microsoft.com/office/drawing/2016/ink" xmlns:am3d="http://schemas.microsoft.com/office/drawing/2017/model3d" xmlns:o="urn:schemas-microsoft-com:office:office" xmlns:oel="http://schemas.microsoft.com/office/2019/extlst" xmlns:r="http://schemas.openxmlformats.org/officeDocument/2006/relationships" xmlns:m="http://schemas.openxmlformats.org/officeDocument/2006/math" xmlns:v="urn:schemas-microsoft-com:vml" xmlns:wp14="http://schemas.microsoft.com/office/word/2010/wordprocessingDrawing" xmlns:wp="http://schemas.openxmlformats.org/drawingml/2006/wordprocessingDrawing" xmlns:w10="urn:schemas-microsoft-com:office:word" xmlns:w="http://schemas.openxmlformats.org/wordprocessingml/2006/main" xmlns:w14="http://schemas.microsoft.com/office/word/2010/wordml" xmlns:w15="http://schemas.microsoft.com/office/word/2012/wordml" xmlns:w16cex="http://schemas.microsoft.com/office/word/2018/wordml/cex" xmlns:w16cid="http://schemas.microsoft.com/office/word/2016/wordml/cid" xmlns:w16="http://schemas.microsoft.com/office/word/2018/wordml" xmlns:w16sdtdh="http://schemas.microsoft.com/office/word/2020/wordml/sdtdatahash" xmlns:w16se="http://schemas.microsoft.com/office/word/2015/wordml/symex" xmlns:wpg="http://schemas.microsoft.com/office/word/2010/wordprocessingGroup" xmlns:wpi="http://schemas.microsoft.com/office/word/2010/wordprocessingInk" xmlns:wne="http://schemas.microsoft.com/office/word/2006/wordml" xmlns:wps="http://schemas.microsoft.com/office/word/2010/wordprocessingShape" mc:Ignorable="w14 w15 w16se w16cid w16 w16cex w16sdtdh wp14">
+<w:hdr xmlns:wpc="http://schemas.microsoft.com/office/word/2010/wordprocessingCanvas" xmlns:cx="http://schemas.microsoft.com/office/drawing/2014/chartex" xmlns:cx1="http://schemas.microsoft.com/office/drawing/2015/9/8/chartex" xmlns:cx2="http://schemas.microsoft.com/office/drawing/2015/10/21/chartex" xmlns:cx3="http://schemas.microsoft.com/office/drawing/2016/5/9/chartex" xmlns:cx4="http://schemas.microsoft.com/office/drawing/2016/5/10/chartex" xmlns:cx5="http://schemas.microsoft.com/office/drawing/2016/5/11/chartex" xmlns:cx6="http://schemas.microsoft.com/office/drawing/2016/5/12/chartex" xmlns:cx7="http://schemas.microsoft.com/office/drawing/2016/5/13/chartex" xmlns:cx8="http://schemas.microsoft.com/office/drawing/2016/5/14/chartex" xmlns:mc="http://schemas.openxmlformats.org/markup-compatibility/2006" xmlns:aink="http://schemas.microsoft.com/office/drawing/2016/ink" xmlns:am3d="http://schemas.microsoft.com/office/drawing/2017/model3d" xmlns:o="urn:schemas-microsoft-com:office:office" xmlns:oel="http://schemas.microsoft.com/office/2019/extlst" xmlns:r="http://schemas.openxmlformats.org/officeDocument/2006/relationships" xmlns:m="http://schemas.openxmlformats.org/officeDocument/2006/math" xmlns:v="urn:schemas-microsoft-com:vml" xmlns:wp14="http://schemas.microsoft.com/office/word/2010/wordprocessingDrawing" xmlns:wp="http://schemas.openxmlformats.org/drawingml/2006/wordprocessingDrawing" xmlns:w10="urn:schemas-microsoft-com:office:word" xmlns:w="http://schemas.openxmlformats.org/wordprocessingml/2006/main" xmlns:w14="http://schemas.microsoft.com/office/word/2010/wordml" xmlns:w15="http://schemas.microsoft.com/office/word/2012/wordml" xmlns:w16cex="http://schemas.microsoft.com/office/word/2018/wordml/cex" xmlns:w16cid="http://schemas.microsoft.com/office/word/2016/wordml/cid" xmlns:w16="http://schemas.microsoft.com/office/word/2018/wordml" xmlns:w16du="http://schemas.microsoft.com/office/word/2023/wordml/word16du" xmlns:w16sdtdh="http://schemas.microsoft.com/office/word/2020/wordml/sdtdatahash" xmlns:w16sdtfl="http://schemas.microsoft.com/office/word/2024/wordml/sdtformatlock" xmlns:w16se="http://schemas.microsoft.com/office/word/2015/wordml/symex" xmlns:wpg="http://schemas.microsoft.com/office/word/2010/wordprocessingGroup" xmlns:wpi="http://schemas.microsoft.com/office/word/2010/wordprocessingInk" xmlns:wne="http://schemas.microsoft.com/office/word/2006/wordml" xmlns:wps="http://schemas.microsoft.com/office/word/2010/wordprocessingShape" mc:Ignorable="w14 w15 w16se w16cid w16 w16cex w16sdtdh w16sdtfl w16du wp14">
   <w:p>
     <w:pPr>
       <w:pStyle w:val="Header"/>
@@ -727,7 +931,7 @@
 </file>
 
 <file path=word/header3.xml><?xml version="1.0" encoding="utf-8"?>
-<w:hdr xmlns:wpc="http://schemas.microsoft.com/office/word/2010/wordprocessingCanvas" xmlns:cx="http://schemas.microsoft.com/office/drawing/2014/chartex" xmlns:cx1="http://schemas.microsoft.com/office/drawing/2015/9/8/chartex" xmlns:cx2="http://schemas.microsoft.com/office/drawing/2015/10/21/chartex" xmlns:cx3="http://schemas.microsoft.com/office/drawing/2016/5/9/chartex" xmlns:cx4="http://schemas.microsoft.com/office/drawing/2016/5/10/chartex" xmlns:cx5="http://schemas.microsoft.com/office/drawing/2016/5/11/chartex" xmlns:cx6="http://schemas.microsoft.com/office/drawing/2016/5/12/chartex" xmlns:cx7="http://schemas.microsoft.com/office/drawing/2016/5/13/chartex" xmlns:cx8="http://schemas.microsoft.com/office/drawing/2016/5/14/chartex" xmlns:mc="http://schemas.openxmlformats.org/markup-compatibility/2006" xmlns:aink="http://schemas.microsoft.com/office/drawing/2016/ink" xmlns:am3d="http://schemas.microsoft.com/office/drawing/2017/model3d" xmlns:o="urn:schemas-microsoft-com:office:office" xmlns:oel="http://schemas.microsoft.com/office/2019/extlst" xmlns:r="http://schemas.openxmlformats.org/officeDocument/2006/relationships" xmlns:m="http://schemas.openxmlformats.org/officeDocument/2006/math" xmlns:v="urn:schemas-microsoft-com:vml" xmlns:wp14="http://schemas.microsoft.com/office/word/2010/wordprocessingDrawing" xmlns:wp="http://schemas.openxmlformats.org/drawingml/2006/wordprocessingDrawing" xmlns:w10="urn:schemas-microsoft-com:office:word" xmlns:w="http://schemas.openxmlformats.org/wordprocessingml/2006/main" xmlns:w14="http://schemas.microsoft.com/office/word/2010/wordml" xmlns:w15="http://schemas.microsoft.com/office/word/2012/wordml" xmlns:w16cex="http://schemas.microsoft.com/office/word/2018/wordml/cex" xmlns:w16cid="http://schemas.microsoft.com/office/word/2016/wordml/cid" xmlns:w16="http://schemas.microsoft.com/office/word/2018/wordml" xmlns:w16sdtdh="http://schemas.microsoft.com/office/word/2020/wordml/sdtdatahash" xmlns:w16se="http://schemas.microsoft.com/office/word/2015/wordml/symex" xmlns:wpg="http://schemas.microsoft.com/office/word/2010/wordprocessingGroup" xmlns:wpi="http://schemas.microsoft.com/office/word/2010/wordprocessingInk" xmlns:wne="http://schemas.microsoft.com/office/word/2006/wordml" xmlns:wps="http://schemas.microsoft.com/office/word/2010/wordprocessingShape" mc:Ignorable="w14 w15 w16se w16cid w16 w16cex w16sdtdh wp14">
+<w:hdr xmlns:wpc="http://schemas.microsoft.com/office/word/2010/wordprocessingCanvas" xmlns:cx="http://schemas.microsoft.com/office/drawing/2014/chartex" xmlns:cx1="http://schemas.microsoft.com/office/drawing/2015/9/8/chartex" xmlns:cx2="http://schemas.microsoft.com/office/drawing/2015/10/21/chartex" xmlns:cx3="http://schemas.microsoft.com/office/drawing/2016/5/9/chartex" xmlns:cx4="http://schemas.microsoft.com/office/drawing/2016/5/10/chartex" xmlns:cx5="http://schemas.microsoft.com/office/drawing/2016/5/11/chartex" xmlns:cx6="http://schemas.microsoft.com/office/drawing/2016/5/12/chartex" xmlns:cx7="http://schemas.microsoft.com/office/drawing/2016/5/13/chartex" xmlns:cx8="http://schemas.microsoft.com/office/drawing/2016/5/14/chartex" xmlns:mc="http://schemas.openxmlformats.org/markup-compatibility/2006" xmlns:aink="http://schemas.microsoft.com/office/drawing/2016/ink" xmlns:am3d="http://schemas.microsoft.com/office/drawing/2017/model3d" xmlns:o="urn:schemas-microsoft-com:office:office" xmlns:oel="http://schemas.microsoft.com/office/2019/extlst" xmlns:r="http://schemas.openxmlformats.org/officeDocument/2006/relationships" xmlns:m="http://schemas.openxmlformats.org/officeDocument/2006/math" xmlns:v="urn:schemas-microsoft-com:vml" xmlns:wp14="http://schemas.microsoft.com/office/word/2010/wordprocessingDrawing" xmlns:wp="http://schemas.openxmlformats.org/drawingml/2006/wordprocessingDrawing" xmlns:w10="urn:schemas-microsoft-com:office:word" xmlns:w="http://schemas.openxmlformats.org/wordprocessingml/2006/main" xmlns:w14="http://schemas.microsoft.com/office/word/2010/wordml" xmlns:w15="http://schemas.microsoft.com/office/word/2012/wordml" xmlns:w16cex="http://schemas.microsoft.com/office/word/2018/wordml/cex" xmlns:w16cid="http://schemas.microsoft.com/office/word/2016/wordml/cid" xmlns:w16="http://schemas.microsoft.com/office/word/2018/wordml" xmlns:w16du="http://schemas.microsoft.com/office/word/2023/wordml/word16du" xmlns:w16sdtdh="http://schemas.microsoft.com/office/word/2020/wordml/sdtdatahash" xmlns:w16sdtfl="http://schemas.microsoft.com/office/word/2024/wordml/sdtformatlock" xmlns:w16se="http://schemas.microsoft.com/office/word/2015/wordml/symex" xmlns:wpg="http://schemas.microsoft.com/office/word/2010/wordprocessingGroup" xmlns:wpi="http://schemas.microsoft.com/office/word/2010/wordprocessingInk" xmlns:wne="http://schemas.microsoft.com/office/word/2006/wordml" xmlns:wps="http://schemas.microsoft.com/office/word/2010/wordprocessingShape" mc:Ignorable="w14 w15 w16se w16cid w16 w16cex w16sdtdh w16sdtfl w16du wp14">
   <w:p>
     <w:pPr>
       <w:pStyle w:val="Header"/>
@@ -736,7 +940,7 @@
     <w:r>
       <w:tab/>
       <w:tab/>
-      <w:t>2026-06-17</w:t>
+      <w:t>2026-06-18</w:t>
       <w:br/>
       <w:br/>
     </w:r>
@@ -753,7 +957,7 @@
 </file>
 
 <file path=word/numbering.xml><?xml version="1.0" encoding="utf-8"?>
-<w:numbering xmlns:wpc="http://schemas.microsoft.com/office/word/2010/wordprocessingCanvas" xmlns:cx="http://schemas.microsoft.com/office/drawing/2014/chartex" xmlns:cx1="http://schemas.microsoft.com/office/drawing/2015/9/8/chartex" xmlns:cx2="http://schemas.microsoft.com/office/drawing/2015/10/21/chartex" xmlns:cx3="http://schemas.microsoft.com/office/drawing/2016/5/9/chartex" xmlns:cx4="http://schemas.microsoft.com/office/drawing/2016/5/10/chartex" xmlns:cx5="http://schemas.microsoft.com/office/drawing/2016/5/11/chartex" xmlns:cx6="http://schemas.microsoft.com/office/drawing/2016/5/12/chartex" xmlns:cx7="http://schemas.microsoft.com/office/drawing/2016/5/13/chartex" xmlns:cx8="http://schemas.microsoft.com/office/drawing/2016/5/14/chartex" xmlns:mc="http://schemas.openxmlformats.org/markup-compatibility/2006" xmlns:aink="http://schemas.microsoft.com/office/drawing/2016/ink" xmlns:am3d="http://schemas.microsoft.com/office/drawing/2017/model3d" xmlns:o="urn:schemas-microsoft-com:office:office" xmlns:oel="http://schemas.microsoft.com/office/2019/extlst" xmlns:r="http://schemas.openxmlformats.org/officeDocument/2006/relationships" xmlns:m="http://schemas.openxmlformats.org/officeDocument/2006/math" xmlns:v="urn:schemas-microsoft-com:vml" xmlns:wp14="http://schemas.microsoft.com/office/word/2010/wordprocessingDrawing" xmlns:wp="http://schemas.openxmlformats.org/drawingml/2006/wordprocessingDrawing" xmlns:w10="urn:schemas-microsoft-com:office:word" xmlns:w="http://schemas.openxmlformats.org/wordprocessingml/2006/main" xmlns:w14="http://schemas.microsoft.com/office/word/2010/wordml" xmlns:w15="http://schemas.microsoft.com/office/word/2012/wordml" xmlns:w16cex="http://schemas.microsoft.com/office/word/2018/wordml/cex" xmlns:w16cid="http://schemas.microsoft.com/office/word/2016/wordml/cid" xmlns:w16="http://schemas.microsoft.com/office/word/2018/wordml" xmlns:w16sdtdh="http://schemas.microsoft.com/office/word/2020/wordml/sdtdatahash" xmlns:w16se="http://schemas.microsoft.com/office/word/2015/wordml/symex" xmlns:wpg="http://schemas.microsoft.com/office/word/2010/wordprocessingGroup" xmlns:wpi="http://schemas.microsoft.com/office/word/2010/wordprocessingInk" xmlns:wne="http://schemas.microsoft.com/office/word/2006/wordml" xmlns:wps="http://schemas.microsoft.com/office/word/2010/wordprocessingShape" mc:Ignorable="w14 w15 w16se w16cid w16 w16cex w16sdtdh wp14">
+<w:numbering xmlns:wpc="http://schemas.microsoft.com/office/word/2010/wordprocessingCanvas" xmlns:cx="http://schemas.microsoft.com/office/drawing/2014/chartex" xmlns:cx1="http://schemas.microsoft.com/office/drawing/2015/9/8/chartex" xmlns:cx2="http://schemas.microsoft.com/office/drawing/2015/10/21/chartex" xmlns:cx3="http://schemas.microsoft.com/office/drawing/2016/5/9/chartex" xmlns:cx4="http://schemas.microsoft.com/office/drawing/2016/5/10/chartex" xmlns:cx5="http://schemas.microsoft.com/office/drawing/2016/5/11/chartex" xmlns:cx6="http://schemas.microsoft.com/office/drawing/2016/5/12/chartex" xmlns:cx7="http://schemas.microsoft.com/office/drawing/2016/5/13/chartex" xmlns:cx8="http://schemas.microsoft.com/office/drawing/2016/5/14/chartex" xmlns:mc="http://schemas.openxmlformats.org/markup-compatibility/2006" xmlns:aink="http://schemas.microsoft.com/office/drawing/2016/ink" xmlns:am3d="http://schemas.microsoft.com/office/drawing/2017/model3d" xmlns:o="urn:schemas-microsoft-com:office:office" xmlns:oel="http://schemas.microsoft.com/office/2019/extlst" xmlns:r="http://schemas.openxmlformats.org/officeDocument/2006/relationships" xmlns:m="http://schemas.openxmlformats.org/officeDocument/2006/math" xmlns:v="urn:schemas-microsoft-com:vml" xmlns:wp14="http://schemas.microsoft.com/office/word/2010/wordprocessingDrawing" xmlns:wp="http://schemas.openxmlformats.org/drawingml/2006/wordprocessingDrawing" xmlns:w10="urn:schemas-microsoft-com:office:word" xmlns:w="http://schemas.openxmlformats.org/wordprocessingml/2006/main" xmlns:w14="http://schemas.microsoft.com/office/word/2010/wordml" xmlns:w15="http://schemas.microsoft.com/office/word/2012/wordml" xmlns:w16cex="http://schemas.microsoft.com/office/word/2018/wordml/cex" xmlns:w16cid="http://schemas.microsoft.com/office/word/2016/wordml/cid" xmlns:w16="http://schemas.microsoft.com/office/word/2018/wordml" xmlns:w16du="http://schemas.microsoft.com/office/word/2023/wordml/word16du" xmlns:w16sdtdh="http://schemas.microsoft.com/office/word/2020/wordml/sdtdatahash" xmlns:w16sdtfl="http://schemas.microsoft.com/office/word/2024/wordml/sdtformatlock" xmlns:w16se="http://schemas.microsoft.com/office/word/2015/wordml/symex" xmlns:wpg="http://schemas.microsoft.com/office/word/2010/wordprocessingGroup" xmlns:wpi="http://schemas.microsoft.com/office/word/2010/wordprocessingInk" xmlns:wne="http://schemas.microsoft.com/office/word/2006/wordml" xmlns:wps="http://schemas.microsoft.com/office/word/2010/wordprocessingShape" mc:Ignorable="w14 w15 w16se w16cid w16 w16cex w16sdtdh w16sdtfl w16du wp14">
   <w:abstractNum w:abstractNumId="0" w15:restartNumberingAfterBreak="0">
     <w:nsid w:val="FFFFFF7C"/>
     <w:multiLevelType w:val="singleLevel"/>
@@ -956,7 +1160,7 @@
 </file>
 
 <file path=word/styles.xml><?xml version="1.0" encoding="utf-8"?>
-<w:styles xmlns:mc="http://schemas.openxmlformats.org/markup-compatibility/2006" xmlns:r="http://schemas.openxmlformats.org/officeDocument/2006/relationships" xmlns:w="http://schemas.openxmlformats.org/wordprocessingml/2006/main" xmlns:w14="http://schemas.microsoft.com/office/word/2010/wordml" xmlns:w15="http://schemas.microsoft.com/office/word/2012/wordml" xmlns:w16cex="http://schemas.microsoft.com/office/word/2018/wordml/cex" xmlns:w16cid="http://schemas.microsoft.com/office/word/2016/wordml/cid" xmlns:w16="http://schemas.microsoft.com/office/word/2018/wordml" xmlns:w16sdtdh="http://schemas.microsoft.com/office/word/2020/wordml/sdtdatahash" xmlns:w16se="http://schemas.microsoft.com/office/word/2015/wordml/symex" mc:Ignorable="w14 w15 w16se w16cid w16 w16cex w16sdtdh">
+<w:styles xmlns:mc="http://schemas.openxmlformats.org/markup-compatibility/2006" xmlns:r="http://schemas.openxmlformats.org/officeDocument/2006/relationships" xmlns:w="http://schemas.openxmlformats.org/wordprocessingml/2006/main" xmlns:w14="http://schemas.microsoft.com/office/word/2010/wordml" xmlns:w15="http://schemas.microsoft.com/office/word/2012/wordml" xmlns:w16cex="http://schemas.microsoft.com/office/word/2018/wordml/cex" xmlns:w16cid="http://schemas.microsoft.com/office/word/2016/wordml/cid" xmlns:w16="http://schemas.microsoft.com/office/word/2018/wordml" xmlns:w16du="http://schemas.microsoft.com/office/word/2023/wordml/word16du" xmlns:w16sdtdh="http://schemas.microsoft.com/office/word/2020/wordml/sdtdatahash" xmlns:w16sdtfl="http://schemas.microsoft.com/office/word/2024/wordml/sdtformatlock" xmlns:w16se="http://schemas.microsoft.com/office/word/2015/wordml/symex" mc:Ignorable="w14 w15 w16se w16cid w16 w16cex w16sdtdh w16sdtfl w16du">
   <w:docDefaults>
     <w:rPrDefault>
       <w:rPr>
@@ -1714,7 +1918,7 @@
     <w:link w:val="TitleChar"/>
     <w:uiPriority w:val="10"/>
     <w:qFormat/>
-    <w:rsid w:val="007106C8"/>
+    <w:rsid w:val="00E854FA"/>
     <w:pPr>
       <w:spacing w:after="300" w:line="240" w:lineRule="auto"/>
       <w:contextualSpacing/>
@@ -1724,7 +1928,7 @@
       <w:rFonts w:eastAsiaTheme="majorEastAsia" w:cstheme="majorBidi"/>
       <w:spacing w:val="5"/>
       <w:kern w:val="28"/>
-      <w:sz w:val="52"/>
+      <w:sz w:val="40"/>
       <w:szCs w:val="52"/>
       <w:lang w:val="sv-SE" w:eastAsia="en-US" w:bidi="ar-SA"/>
     </w:rPr>
@@ -1734,12 +1938,12 @@
     <w:basedOn w:val="DefaultParagraphFont"/>
     <w:link w:val="Title"/>
     <w:uiPriority w:val="10"/>
-    <w:rsid w:val="007106C8"/>
+    <w:rsid w:val="00E854FA"/>
     <w:rPr>
       <w:rFonts w:ascii="Times New Roman" w:eastAsiaTheme="majorEastAsia" w:hAnsi="Times New Roman" w:cstheme="majorBidi"/>
       <w:spacing w:val="5"/>
       <w:kern w:val="28"/>
-      <w:sz w:val="52"/>
+      <w:sz w:val="40"/>
       <w:szCs w:val="52"/>
       <w:lang w:val="sv-SE" w:eastAsia="en-US" w:bidi="ar-SA"/>
     </w:rPr>

--- a/klagomål/A 10424-2026 FSC-klagomål.docx
+++ b/klagomål/A 10424-2026 FSC-klagomål.docx
@@ -940,7 +940,7 @@
     <w:r>
       <w:tab/>
       <w:tab/>
-      <w:t>2026-06-18</w:t>
+      <w:t>2026-06-19</w:t>
       <w:br/>
       <w:br/>
     </w:r>

--- a/klagomål/A 10424-2026 FSC-klagomål.docx
+++ b/klagomål/A 10424-2026 FSC-klagomål.docx
@@ -940,7 +940,7 @@
     <w:r>
       <w:tab/>
       <w:tab/>
-      <w:t>2026-06-19</w:t>
+      <w:t>2026-06-20</w:t>
       <w:br/>
       <w:br/>
     </w:r>

--- a/klagomål/A 10424-2026 FSC-klagomål.docx
+++ b/klagomål/A 10424-2026 FSC-klagomål.docx
@@ -168,38 +168,7 @@
     </w:p>
     <w:p>
       <w:r>
-        <w:t>Detta dokument behandlar höga naturvärden i avverkningsanmälan A 10424-2026 i Hudiksvalls kommun som inkom 2026-02-24 och omfattar 2,0 ha.</w:t>
-      </w:r>
-    </w:p>
-    <w:p>
-      <w:r>
-        <w:t>Nedan presenteras fynd av naturvårdsarter och fridlysta arter som gjorts i det avverkningsanmälda området, samt relevanta utdrag ur standarderna för FSC, Chain of Custody, Controlled Wood och PEFC. I BILAGA 1 finns artfakta om fridlysta arter.</w:t>
-      </w:r>
-    </w:p>
-    <w:p>
-      <w:r>
-        <w:t>Vi förväntar oss att ni återkommer med ett skriftligt svar på vårt klagomål och även beskriver vilka korrigerande åtgärder ni satt in för att rätta till identifierade brister i er efterlevnad av den svenska FSC standarden.</w:t>
-      </w:r>
-    </w:p>
-    <w:p>
-      <w:pPr>
-        <w:pStyle w:val="Heading1"/>
-      </w:pPr>
-      <w:r>
-        <w:t>Naturvårdsarter</w:t>
-      </w:r>
-    </w:p>
-    <w:p>
-      <w:r>
-        <w:t>I och inom 9 meter från avverkningsanmälan har följande 3 naturvårdsarter hittats: rosenticka (NT, T), talltita (NT, §4) och ullticka (NT, T). Av dessa är 3 rödlistade. För rödlistade arter har rödlistekategorin angivits inom parentes. Typiska arter inom Natura 2000 som är kopplade till skogsekosystem har markerats med (T). För fridlysta arter anges även paragrafen i Artskyddsförordningen som arten är fridlyst enligt.</w:t>
-      </w:r>
-    </w:p>
-    <w:p>
-      <w:r>
-        <w:t>De påträffade naturvårdsarterna är ett tydligt kvitto på att det rör sig om en skog med höga naturvärden.</w:t>
-      </w:r>
-      <w:r>
-        <w:t xml:space="preserve"> I Figur 1 visas fyndplatser för naturvårdsarter i området, som finns registrerade på Artportalen.</w:t>
+        <w:t>Detta klagomål behandlar höga naturvärden i avverkningsanmälan A 10424-2026 i Hudiksvalls kommun som inkom 2026-02-24 och omfattar 2,0 ha.</w:t>
       </w:r>
     </w:p>
     <w:p>
@@ -247,58 +216,35 @@
         <w:spacing w:after="240"/>
       </w:pPr>
       <w:r>
-        <w:t>Figur 1. Fyndplatser för naturvårdsarter i och inom 9 meter från avverkningsanmälan (röd linje). Markörer utan svart kant är placerade på fyndplatsen. Markörer med svart kant är placerade vid sidan av fyndplatsen och har ett svart streck som visar fyndplatsens exakta position. Kartans mittpunktskoordinat är N 6832263, E 599948 i SWEREF 99 TM.</w:t>
+        <w:t>Figur 1. Fyndplatser för naturvårdsarter i och inom 9 meter från avverkningsanmälan. Markörer utan svart kant är placerade på fyndplatsen. Markörer med svart kant är placerade vid sidan av fyndplatsen har ett svart streck som visar fyndplatsens exakta position. Kartans mittpunktskoordinat är N 6832263, E 599948 i SWEREF 99 TM.</w:t>
+      </w:r>
+    </w:p>
+    <w:p>
+      <w:r>
+        <w:t>I och inom 9 meter från avverkningsanmälan finns fynd av 3 naturvårdsarter, varav 3 är rödlistade, 1 är fridlyst och 2 är typiska (T): rosenticka (NT, T), talltita (NT, §4) och ullticka (NT, T). Se Figur 1.</w:t>
+      </w:r>
+    </w:p>
+    <w:p>
+      <w:r>
+        <w:t>Nedan presenteras relevanta utdrag ur standarderna för FSC, Chain of Custody, Controlled Wood och PEFC.</w:t>
+      </w:r>
+    </w:p>
+    <w:p>
+      <w:r>
+        <w:t>Vi förväntar oss att ni återkommer med ett skriftligt svar på vårt klagomål och även beskriver vilka korrigerande åtgärder ni satt in för att rätta till identifierade brister i er efterlevnad av den svenska FSC standarden.</w:t>
       </w:r>
     </w:p>
     <w:p>
       <w:pPr>
-        <w:pStyle w:val="Heading2"/>
+        <w:pStyle w:val="Heading1"/>
       </w:pPr>
       <w:r>
-        <w:t>Fridlysta arter</w:t>
+        <w:t>Naturvårdsarter och fridlysta arter</w:t>
       </w:r>
     </w:p>
     <w:p>
       <w:r>
-        <w:t>Följande fridlysta arter har sina livsmiljöer och växtplatser i den avverkningsanmälda skogen: talltita (NT, §4).</w:t>
-      </w:r>
-    </w:p>
-    <w:p>
-      <w:r>
-        <w:t xml:space="preserve">Observera att medlemsländerna är skyldiga att agera i enlighet med EU:s fågeldirektiv där det uttryckligen står att direktivet gäller för fåglar samt för deras ägg, bon och </w:t>
-      </w:r>
-      <w:r>
-        <w:rPr>
-          <w:b/>
-        </w:rPr>
-        <w:t xml:space="preserve">livsmiljöer </w:t>
-      </w:r>
-      <w:r>
-        <w:t>(artikel 1). Vidare att de åtgärder som vidtas inte får leda till en försämring av den nuvarande situationen beträffande bevarandet av de fågelarter som avses i artikel 1 (artikel 13). Fågeldirektivet är styrande för tillsynsansvariga myndigheters ärendehantering, ställningstaganden och beslutsfattande.</w:t>
-      </w:r>
-    </w:p>
-    <w:p>
-      <w:r>
-        <w:rPr>
-          <w:b/>
-        </w:rPr>
-        <w:t>Talltita (NT, §4)</w:t>
-      </w:r>
-      <w:r>
-        <w:t>, rödlistad som nära hotad och prioriterad art i Skogsvårdslagen, har häckningsrevir i anmälan. Arten har minskat kraftigt de senaste 30 åren och minskningstakten innevarande 10-årsperiod beräknas till 20 (10–30) %. Talltitan är synnerligen trogen sitt cirka 15 hektar stora revir och är beroende av flerskiktade olikåldriga skogar för att kunna föda upp sina ungar. Talltitan försvinner om dess livsmiljö kalavverkas (Eggers &amp; Low, 2014; Ekman, 1979; Griesser et al, 2007; Klein, 2020; Siffczyk et al, 2003; SLU Artdatabanken, 2021).</w:t>
-      </w:r>
-    </w:p>
-    <w:p>
-      <w:r>
-        <w:t>I BILAGA 1 finns mer detaljerad information om ekologi samt krav på livsmiljö hos fridlysta arter.</w:t>
-      </w:r>
-    </w:p>
-    <w:p>
-      <w:pPr>
-        <w:pStyle w:val="Heading2"/>
-      </w:pPr>
-      <w:r>
-        <w:t>Övriga naturvårdsarter</w:t>
+        <w:t>Nedan följer beskrivningar av de naturvårdsarter och fridlysta arter som har sina livsmiljöer och växtplatser i den avverkningsanmälda skogen. Se även ytterligare artfakta i BILAGA 1. De påträffade naturvårdsarterna är ett tydligt kvitto på att det rör sig om en skog med höga naturvärden.</w:t>
       </w:r>
     </w:p>
     <w:p>
@@ -328,6 +274,17 @@
       </w:r>
       <w:r>
         <w:t xml:space="preserve"> (Nitare &amp; Skogsstyrelsen, 2019; SLU Artdatabanken, 2024).</w:t>
+      </w:r>
+    </w:p>
+    <w:p>
+      <w:r>
+        <w:rPr>
+          <w:b/>
+        </w:rPr>
+        <w:t>Talltita (NT, §4)</w:t>
+      </w:r>
+      <w:r>
+        <w:t>, rödlistad som nära hotad och prioriterad art i Skogsvårdslagen, har häckningsrevir i anmälan. Arten har minskat kraftigt de senaste 30 åren och minskningstakten innevarande 10-årsperiod beräknas till 20 (10–30) %. Talltitan är synnerligen trogen sitt cirka 15 hektar stora revir och är beroende av flerskiktade olikåldriga skogar för att kunna föda upp sina ungar. Talltitan försvinner om dess livsmiljö kalavverkas (Eggers &amp; Low, 2014; Ekman, 1979; Griesser et al, 2007; Klein, 2020; Siffczyk et al, 2003; SLU Artdatabanken, 2021).</w:t>
       </w:r>
     </w:p>
     <w:p>
@@ -940,7 +897,7 @@
     <w:r>
       <w:tab/>
       <w:tab/>
-      <w:t>2026-06-20</w:t>
+      <w:t>2026-06-21</w:t>
       <w:br/>
       <w:br/>
     </w:r>

--- a/klagomål/A 10424-2026 FSC-klagomål.docx
+++ b/klagomål/A 10424-2026 FSC-klagomål.docx
@@ -897,7 +897,7 @@
     <w:r>
       <w:tab/>
       <w:tab/>
-      <w:t>2026-06-21</w:t>
+      <w:t>2026-06-22</w:t>
       <w:br/>
       <w:br/>
     </w:r>

--- a/klagomål/A 10424-2026 FSC-klagomål.docx
+++ b/klagomål/A 10424-2026 FSC-klagomål.docx
@@ -897,7 +897,7 @@
     <w:r>
       <w:tab/>
       <w:tab/>
-      <w:t>2026-06-22</w:t>
+      <w:t>2026-06-23</w:t>
       <w:br/>
       <w:br/>
     </w:r>

--- a/klagomål/A 10424-2026 FSC-klagomål.docx
+++ b/klagomål/A 10424-2026 FSC-klagomål.docx
@@ -897,7 +897,7 @@
     <w:r>
       <w:tab/>
       <w:tab/>
-      <w:t>2026-06-23</w:t>
+      <w:t>2026-06-24</w:t>
       <w:br/>
       <w:br/>
     </w:r>
